--- a/KHBD_Tin_học/Lớp_7/Tuần_08/KHBD_Tin_hoc_Lớp_7_Tiet07_Bai_4_Mang_xa_hoi_va_mot_so_kenh_trao_oi_thong_tin_tren_Internet_Tiet_1.docx
+++ b/KHBD_Tin_học/Lớp_7/Tuần_08/KHBD_Tin_hoc_Lớp_7_Tiet07_Bai_4_Mang_xa_hoi_va_mot_so_kenh_trao_oi_thong_tin_tren_Internet_Tiet_1.docx
@@ -35,10 +35,15 @@
               <w:spacing w:line="276" w:lineRule="auto" w:after="40"/>
               <w:jc w:val="left"/>
             </w:pPr>
-            <w:r/>
-            <w:r>
-              <w:rPr>
-                <w:rFonts w:ascii="Times New Roman" w:hAnsi="Times New Roman" w:eastAsia="Times New Roman"/>
+            <w:r>
+              <w:rPr>
+                <w:rFonts w:ascii="Times New Roman" w:hAnsi="Times New Roman" w:cs="Times New Roman"/>
+                <w:sz w:val="26"/>
+              </w:rPr>
+            </w:r>
+            <w:r>
+              <w:rPr>
+                <w:rFonts w:ascii="Times New Roman" w:hAnsi="Times New Roman" w:eastAsia="Times New Roman" w:cs="Times New Roman"/>
                 <w:b/>
                 <w:i w:val="0"/>
                 <w:sz w:val="26"/>
@@ -62,10 +67,15 @@
               <w:spacing w:line="276" w:lineRule="auto" w:after="40"/>
               <w:jc w:val="left"/>
             </w:pPr>
-            <w:r/>
-            <w:r>
-              <w:rPr>
-                <w:rFonts w:ascii="Times New Roman" w:hAnsi="Times New Roman" w:eastAsia="Times New Roman"/>
+            <w:r>
+              <w:rPr>
+                <w:rFonts w:ascii="Times New Roman" w:hAnsi="Times New Roman" w:cs="Times New Roman"/>
+                <w:sz w:val="26"/>
+              </w:rPr>
+            </w:r>
+            <w:r>
+              <w:rPr>
+                <w:rFonts w:ascii="Times New Roman" w:hAnsi="Times New Roman" w:eastAsia="Times New Roman" w:cs="Times New Roman"/>
                 <w:b w:val="0"/>
                 <w:i w:val="0"/>
                 <w:sz w:val="26"/>
@@ -91,10 +101,15 @@
               <w:spacing w:line="276" w:lineRule="auto" w:after="40"/>
               <w:jc w:val="left"/>
             </w:pPr>
-            <w:r/>
-            <w:r>
-              <w:rPr>
-                <w:rFonts w:ascii="Times New Roman" w:hAnsi="Times New Roman" w:eastAsia="Times New Roman"/>
+            <w:r>
+              <w:rPr>
+                <w:rFonts w:ascii="Times New Roman" w:hAnsi="Times New Roman" w:cs="Times New Roman"/>
+                <w:sz w:val="26"/>
+              </w:rPr>
+            </w:r>
+            <w:r>
+              <w:rPr>
+                <w:rFonts w:ascii="Times New Roman" w:hAnsi="Times New Roman" w:eastAsia="Times New Roman" w:cs="Times New Roman"/>
                 <w:b w:val="0"/>
                 <w:i w:val="0"/>
                 <w:sz w:val="26"/>
@@ -118,10 +133,15 @@
               <w:spacing w:line="276" w:lineRule="auto" w:after="40"/>
               <w:jc w:val="left"/>
             </w:pPr>
-            <w:r/>
-            <w:r>
-              <w:rPr>
-                <w:rFonts w:ascii="Times New Roman" w:hAnsi="Times New Roman" w:eastAsia="Times New Roman"/>
+            <w:r>
+              <w:rPr>
+                <w:rFonts w:ascii="Times New Roman" w:hAnsi="Times New Roman" w:cs="Times New Roman"/>
+                <w:sz w:val="26"/>
+              </w:rPr>
+            </w:r>
+            <w:r>
+              <w:rPr>
+                <w:rFonts w:ascii="Times New Roman" w:hAnsi="Times New Roman" w:eastAsia="Times New Roman" w:cs="Times New Roman"/>
                 <w:b w:val="0"/>
                 <w:i w:val="0"/>
                 <w:sz w:val="26"/>
@@ -136,7 +156,7 @@
             </w:pPr>
             <w:r>
               <w:rPr>
-                <w:rFonts w:ascii="Times New Roman" w:hAnsi="Times New Roman" w:eastAsia="Times New Roman"/>
+                <w:rFonts w:ascii="Times New Roman" w:hAnsi="Times New Roman" w:eastAsia="Times New Roman" w:cs="Times New Roman"/>
                 <w:b w:val="0"/>
                 <w:i w:val="0"/>
                 <w:sz w:val="26"/>
@@ -151,7 +171,7 @@
             </w:pPr>
             <w:r>
               <w:rPr>
-                <w:rFonts w:ascii="Times New Roman" w:hAnsi="Times New Roman" w:eastAsia="Times New Roman"/>
+                <w:rFonts w:ascii="Times New Roman" w:hAnsi="Times New Roman" w:eastAsia="Times New Roman" w:cs="Times New Roman"/>
                 <w:b w:val="0"/>
                 <w:i w:val="0"/>
                 <w:sz w:val="26"/>
@@ -176,7 +196,7 @@
       </w:pPr>
       <w:r>
         <w:rPr>
-          <w:rFonts w:ascii="Times New Roman" w:hAnsi="Times New Roman" w:eastAsia="Times New Roman"/>
+          <w:rFonts w:ascii="Times New Roman" w:hAnsi="Times New Roman" w:eastAsia="Times New Roman" w:cs="Times New Roman"/>
           <w:b/>
           <w:i w:val="0"/>
           <w:sz w:val="26"/>
@@ -191,7 +211,7 @@
       </w:pPr>
       <w:r>
         <w:rPr>
-          <w:rFonts w:ascii="Times New Roman" w:hAnsi="Times New Roman" w:eastAsia="Times New Roman"/>
+          <w:rFonts w:ascii="Times New Roman" w:hAnsi="Times New Roman" w:eastAsia="Times New Roman" w:cs="Times New Roman"/>
           <w:b/>
           <w:i/>
           <w:sz w:val="26"/>
@@ -206,7 +226,7 @@
       </w:pPr>
       <w:r>
         <w:rPr>
-          <w:rFonts w:ascii="Times New Roman" w:hAnsi="Times New Roman" w:eastAsia="Times New Roman"/>
+          <w:rFonts w:ascii="Times New Roman" w:hAnsi="Times New Roman" w:eastAsia="Times New Roman" w:cs="Times New Roman"/>
           <w:b/>
           <w:i/>
           <w:sz w:val="26"/>
@@ -221,7 +241,7 @@
       </w:pPr>
       <w:r>
         <w:rPr>
-          <w:rFonts w:ascii="Times New Roman" w:hAnsi="Times New Roman" w:eastAsia="Times New Roman"/>
+          <w:rFonts w:ascii="Times New Roman" w:hAnsi="Times New Roman" w:eastAsia="Times New Roman" w:cs="Times New Roman"/>
           <w:b/>
           <w:i w:val="0"/>
           <w:sz w:val="26"/>
@@ -237,7 +257,7 @@
       </w:pPr>
       <w:r>
         <w:rPr>
-          <w:rFonts w:ascii="Times New Roman" w:hAnsi="Times New Roman" w:eastAsia="Times New Roman"/>
+          <w:rFonts w:ascii="Times New Roman" w:hAnsi="Times New Roman" w:eastAsia="Times New Roman" w:cs="Times New Roman"/>
           <w:b/>
           <w:i w:val="0"/>
           <w:sz w:val="26"/>
@@ -253,7 +273,7 @@
       </w:pPr>
       <w:r>
         <w:rPr>
-          <w:rFonts w:ascii="Times New Roman" w:hAnsi="Times New Roman" w:eastAsia="Times New Roman"/>
+          <w:rFonts w:ascii="Times New Roman" w:hAnsi="Times New Roman" w:eastAsia="Times New Roman" w:cs="Times New Roman"/>
           <w:b/>
           <w:i w:val="0"/>
           <w:sz w:val="26"/>
@@ -269,7 +289,7 @@
       </w:pPr>
       <w:r>
         <w:rPr>
-          <w:rFonts w:ascii="Times New Roman" w:hAnsi="Times New Roman" w:eastAsia="Times New Roman"/>
+          <w:rFonts w:ascii="Times New Roman" w:hAnsi="Times New Roman" w:eastAsia="Times New Roman" w:cs="Times New Roman"/>
           <w:b w:val="0"/>
           <w:i w:val="0"/>
           <w:sz w:val="26"/>
@@ -285,7 +305,7 @@
       </w:pPr>
       <w:r>
         <w:rPr>
-          <w:rFonts w:ascii="Times New Roman" w:hAnsi="Times New Roman" w:eastAsia="Times New Roman"/>
+          <w:rFonts w:ascii="Times New Roman" w:hAnsi="Times New Roman" w:eastAsia="Times New Roman" w:cs="Times New Roman"/>
           <w:b/>
           <w:i w:val="0"/>
           <w:sz w:val="26"/>
@@ -301,7 +321,7 @@
       </w:pPr>
       <w:r>
         <w:rPr>
-          <w:rFonts w:ascii="Times New Roman" w:hAnsi="Times New Roman" w:eastAsia="Times New Roman"/>
+          <w:rFonts w:ascii="Times New Roman" w:hAnsi="Times New Roman" w:eastAsia="Times New Roman" w:cs="Times New Roman"/>
           <w:b/>
           <w:i w:val="0"/>
           <w:sz w:val="26"/>
@@ -317,13 +337,21 @@
       </w:pPr>
       <w:r>
         <w:rPr>
-          <w:rFonts w:ascii="Times New Roman" w:hAnsi="Times New Roman" w:eastAsia="Times New Roman"/>
+          <w:rFonts w:ascii="Times New Roman" w:hAnsi="Times New Roman" w:eastAsia="Times New Roman" w:cs="Times New Roman"/>
           <w:b w:val="0"/>
           <w:i w:val="0"/>
           <w:sz w:val="26"/>
         </w:rPr>
         <w:t>- NLb (Ứng xử phù hợp trong môi trường số): Nhận biết và tuân thủ các quy định về an toàn, đạo đức và bản quyền thông tin trong bài Bài 4. Mạng xã hội và một số kênh trao đổi thông tin trên Internet (Tiết 1). (Đạt được thông qua Hoạt động 2)</w:t>
       </w:r>
+      <w:r>
+        <w:rPr>
+          <w:rFonts w:ascii="Times New Roman" w:hAnsi="Times New Roman" w:cs="Times New Roman"/>
+          <w:i/>
+          <w:sz w:val="26"/>
+        </w:rPr>
+        <w:t xml:space="preserve"> (Trang SGK: 18 - 20 (Kết nối tri thức))</w:t>
+      </w:r>
     </w:p>
     <w:p>
       <w:pPr>
@@ -333,7 +361,7 @@
       </w:pPr>
       <w:r>
         <w:rPr>
-          <w:rFonts w:ascii="Times New Roman" w:hAnsi="Times New Roman" w:eastAsia="Times New Roman"/>
+          <w:rFonts w:ascii="Times New Roman" w:hAnsi="Times New Roman" w:eastAsia="Times New Roman" w:cs="Times New Roman"/>
           <w:b w:val="0"/>
           <w:i w:val="0"/>
           <w:sz w:val="26"/>
@@ -349,7 +377,7 @@
       </w:pPr>
       <w:r>
         <w:rPr>
-          <w:rFonts w:ascii="Times New Roman" w:hAnsi="Times New Roman" w:eastAsia="Times New Roman"/>
+          <w:rFonts w:ascii="Times New Roman" w:hAnsi="Times New Roman" w:eastAsia="Times New Roman" w:cs="Times New Roman"/>
           <w:b/>
           <w:i w:val="0"/>
           <w:sz w:val="26"/>
@@ -365,7 +393,7 @@
       </w:pPr>
       <w:r>
         <w:rPr>
-          <w:rFonts w:ascii="Times New Roman" w:hAnsi="Times New Roman" w:eastAsia="Times New Roman"/>
+          <w:rFonts w:ascii="Times New Roman" w:hAnsi="Times New Roman" w:eastAsia="Times New Roman" w:cs="Times New Roman"/>
           <w:b w:val="0"/>
           <w:i w:val="0"/>
           <w:sz w:val="26"/>
@@ -381,7 +409,7 @@
       </w:pPr>
       <w:r>
         <w:rPr>
-          <w:rFonts w:ascii="Times New Roman" w:hAnsi="Times New Roman" w:eastAsia="Times New Roman"/>
+          <w:rFonts w:ascii="Times New Roman" w:hAnsi="Times New Roman" w:eastAsia="Times New Roman" w:cs="Times New Roman"/>
           <w:b w:val="0"/>
           <w:i w:val="0"/>
           <w:sz w:val="26"/>
@@ -397,7 +425,7 @@
       </w:pPr>
       <w:r>
         <w:rPr>
-          <w:rFonts w:ascii="Times New Roman" w:hAnsi="Times New Roman" w:eastAsia="Times New Roman"/>
+          <w:rFonts w:ascii="Times New Roman" w:hAnsi="Times New Roman" w:eastAsia="Times New Roman" w:cs="Times New Roman"/>
           <w:b/>
           <w:i w:val="0"/>
           <w:sz w:val="26"/>
@@ -413,7 +441,7 @@
       </w:pPr>
       <w:r>
         <w:rPr>
-          <w:rFonts w:ascii="Times New Roman" w:hAnsi="Times New Roman" w:eastAsia="Times New Roman"/>
+          <w:rFonts w:ascii="Times New Roman" w:hAnsi="Times New Roman" w:eastAsia="Times New Roman" w:cs="Times New Roman"/>
           <w:b w:val="0"/>
           <w:i w:val="0"/>
           <w:sz w:val="26"/>
@@ -429,7 +457,7 @@
       </w:pPr>
       <w:r>
         <w:rPr>
-          <w:rFonts w:ascii="Times New Roman" w:hAnsi="Times New Roman" w:eastAsia="Times New Roman"/>
+          <w:rFonts w:ascii="Times New Roman" w:hAnsi="Times New Roman" w:eastAsia="Times New Roman" w:cs="Times New Roman"/>
           <w:b w:val="0"/>
           <w:i w:val="0"/>
           <w:sz w:val="26"/>
@@ -445,7 +473,7 @@
       </w:pPr>
       <w:r>
         <w:rPr>
-          <w:rFonts w:ascii="Times New Roman" w:hAnsi="Times New Roman" w:eastAsia="Times New Roman"/>
+          <w:rFonts w:ascii="Times New Roman" w:hAnsi="Times New Roman" w:eastAsia="Times New Roman" w:cs="Times New Roman"/>
           <w:b w:val="0"/>
           <w:i w:val="0"/>
           <w:sz w:val="26"/>
@@ -455,13 +483,87 @@
     </w:p>
     <w:p>
       <w:pPr>
+        <w:spacing w:before="80" w:after="40"/>
+        <w:ind w:left="360" w:firstLine="0"/>
+      </w:pPr>
+      <w:r>
+        <w:rPr>
+          <w:rFonts w:ascii="Times New Roman" w:hAnsi="Times New Roman" w:cs="Times New Roman"/>
+          <w:b/>
+          <w:sz w:val="26"/>
+        </w:rPr>
+        <w:t>2.4. Năng lực Trí tuệ nhân tạo (AI) được phát triển:</w:t>
+      </w:r>
+    </w:p>
+    <w:p>
+      <w:pPr>
+        <w:spacing w:before="40" w:after="40"/>
+        <w:ind w:left="720" w:hanging="360"/>
+      </w:pPr>
+      <w:r>
+        <w:rPr>
+          <w:rFonts w:ascii="Times New Roman" w:hAnsi="Times New Roman" w:cs="Times New Roman"/>
+          <w:b w:val="0"/>
+          <w:sz w:val="26"/>
+        </w:rPr>
+        <w:t xml:space="preserve">- </w:t>
+      </w:r>
+      <w:r>
+        <w:rPr>
+          <w:rFonts w:ascii="Times New Roman" w:hAnsi="Times New Roman" w:cs="Times New Roman"/>
+          <w:b/>
+          <w:sz w:val="26"/>
+        </w:rPr>
+        <w:t xml:space="preserve">7.C2.1: </w:t>
+      </w:r>
+      <w:r>
+        <w:rPr>
+          <w:rFonts w:ascii="Times New Roman" w:hAnsi="Times New Roman" w:cs="Times New Roman"/>
+          <w:b w:val="0"/>
+          <w:sz w:val="26"/>
+        </w:rPr>
+        <w:t>Nhận biết được vai trò của thuật toán gợi ý nội dung và cá nhân hóa thông tin trên các nền tảng mạng xã hội (Đạt được thông qua Hoạt động 2).</w:t>
+      </w:r>
+    </w:p>
+    <w:p>
+      <w:pPr>
+        <w:spacing w:before="40" w:after="40"/>
+        <w:ind w:left="720" w:hanging="360"/>
+      </w:pPr>
+      <w:r>
+        <w:rPr>
+          <w:rFonts w:ascii="Times New Roman" w:hAnsi="Times New Roman" w:cs="Times New Roman"/>
+          <w:b w:val="0"/>
+          <w:sz w:val="26"/>
+        </w:rPr>
+        <w:t xml:space="preserve">- </w:t>
+      </w:r>
+      <w:r>
+        <w:rPr>
+          <w:rFonts w:ascii="Times New Roman" w:hAnsi="Times New Roman" w:cs="Times New Roman"/>
+          <w:b/>
+          <w:sz w:val="26"/>
+        </w:rPr>
+        <w:t xml:space="preserve">7.B2.1: </w:t>
+      </w:r>
+      <w:r>
+        <w:rPr>
+          <w:rFonts w:ascii="Times New Roman" w:hAnsi="Times New Roman" w:cs="Times New Roman"/>
+          <w:b w:val="0"/>
+          <w:sz w:val="26"/>
+        </w:rPr>
+        <w:t>Hiểu được việc bảo vệ thông tin cá nhân và dữ liệu riêng tư trước các thuật toán thu thập dữ liệu của mạng xã hội (Đạt được thông qua Hoạt động 2, Hoạt động 3).</w:t>
+      </w:r>
+    </w:p>
+    <w:p>
+      <w:pPr>
         <w:spacing w:line="276" w:lineRule="auto" w:after="60" w:before="0"/>
         <w:ind w:firstLine="284"/>
         <w:jc w:val="both"/>
       </w:pPr>
       <w:r>
         <w:rPr>
-          <w:rFonts w:ascii="Times New Roman" w:hAnsi="Times New Roman" w:eastAsia="Times New Roman"/>
+          <w:rFonts w:ascii="Times New Roman" w:hAnsi="Times New Roman" w:eastAsia="Times New Roman" w:cs="Times New Roman"/>
           <w:b/>
           <w:i w:val="0"/>
           <w:sz w:val="26"/>
@@ -477,7 +579,7 @@
       </w:pPr>
       <w:r>
         <w:rPr>
-          <w:rFonts w:ascii="Times New Roman" w:hAnsi="Times New Roman" w:eastAsia="Times New Roman"/>
+          <w:rFonts w:ascii="Times New Roman" w:hAnsi="Times New Roman" w:eastAsia="Times New Roman" w:cs="Times New Roman"/>
           <w:b w:val="0"/>
           <w:i w:val="0"/>
           <w:sz w:val="26"/>
@@ -493,7 +595,7 @@
       </w:pPr>
       <w:r>
         <w:rPr>
-          <w:rFonts w:ascii="Times New Roman" w:hAnsi="Times New Roman" w:eastAsia="Times New Roman"/>
+          <w:rFonts w:ascii="Times New Roman" w:hAnsi="Times New Roman" w:eastAsia="Times New Roman" w:cs="Times New Roman"/>
           <w:b w:val="0"/>
           <w:i w:val="0"/>
           <w:sz w:val="26"/>
@@ -509,7 +611,7 @@
       </w:pPr>
       <w:r>
         <w:rPr>
-          <w:rFonts w:ascii="Times New Roman" w:hAnsi="Times New Roman" w:eastAsia="Times New Roman"/>
+          <w:rFonts w:ascii="Times New Roman" w:hAnsi="Times New Roman" w:eastAsia="Times New Roman" w:cs="Times New Roman"/>
           <w:b w:val="0"/>
           <w:i w:val="0"/>
           <w:sz w:val="26"/>
@@ -525,7 +627,7 @@
       </w:pPr>
       <w:r>
         <w:rPr>
-          <w:rFonts w:ascii="Times New Roman" w:hAnsi="Times New Roman" w:eastAsia="Times New Roman"/>
+          <w:rFonts w:ascii="Times New Roman" w:hAnsi="Times New Roman" w:eastAsia="Times New Roman" w:cs="Times New Roman"/>
           <w:b/>
           <w:i w:val="0"/>
           <w:sz w:val="26"/>
@@ -541,7 +643,7 @@
       </w:pPr>
       <w:r>
         <w:rPr>
-          <w:rFonts w:ascii="Times New Roman" w:hAnsi="Times New Roman" w:eastAsia="Times New Roman"/>
+          <w:rFonts w:ascii="Times New Roman" w:hAnsi="Times New Roman" w:eastAsia="Times New Roman" w:cs="Times New Roman"/>
           <w:b/>
           <w:i w:val="0"/>
           <w:sz w:val="26"/>
@@ -557,7 +659,7 @@
       </w:pPr>
       <w:r>
         <w:rPr>
-          <w:rFonts w:ascii="Times New Roman" w:hAnsi="Times New Roman" w:eastAsia="Times New Roman"/>
+          <w:rFonts w:ascii="Times New Roman" w:hAnsi="Times New Roman" w:eastAsia="Times New Roman" w:cs="Times New Roman"/>
           <w:b w:val="0"/>
           <w:i w:val="0"/>
           <w:sz w:val="26"/>
@@ -573,7 +675,7 @@
       </w:pPr>
       <w:r>
         <w:rPr>
-          <w:rFonts w:ascii="Times New Roman" w:hAnsi="Times New Roman" w:eastAsia="Times New Roman"/>
+          <w:rFonts w:ascii="Times New Roman" w:hAnsi="Times New Roman" w:eastAsia="Times New Roman" w:cs="Times New Roman"/>
           <w:b w:val="0"/>
           <w:i w:val="0"/>
           <w:sz w:val="26"/>
@@ -589,7 +691,7 @@
       </w:pPr>
       <w:r>
         <w:rPr>
-          <w:rFonts w:ascii="Times New Roman" w:hAnsi="Times New Roman" w:eastAsia="Times New Roman"/>
+          <w:rFonts w:ascii="Times New Roman" w:hAnsi="Times New Roman" w:eastAsia="Times New Roman" w:cs="Times New Roman"/>
           <w:b/>
           <w:i w:val="0"/>
           <w:sz w:val="26"/>
@@ -605,7 +707,7 @@
       </w:pPr>
       <w:r>
         <w:rPr>
-          <w:rFonts w:ascii="Times New Roman" w:hAnsi="Times New Roman" w:eastAsia="Times New Roman"/>
+          <w:rFonts w:ascii="Times New Roman" w:hAnsi="Times New Roman" w:eastAsia="Times New Roman" w:cs="Times New Roman"/>
           <w:b w:val="0"/>
           <w:i w:val="0"/>
           <w:sz w:val="26"/>
@@ -621,7 +723,7 @@
       </w:pPr>
       <w:r>
         <w:rPr>
-          <w:rFonts w:ascii="Times New Roman" w:hAnsi="Times New Roman" w:eastAsia="Times New Roman"/>
+          <w:rFonts w:ascii="Times New Roman" w:hAnsi="Times New Roman" w:eastAsia="Times New Roman" w:cs="Times New Roman"/>
           <w:b w:val="0"/>
           <w:i w:val="0"/>
           <w:sz w:val="26"/>
@@ -637,7 +739,7 @@
       </w:pPr>
       <w:r>
         <w:rPr>
-          <w:rFonts w:ascii="Times New Roman" w:hAnsi="Times New Roman" w:eastAsia="Times New Roman"/>
+          <w:rFonts w:ascii="Times New Roman" w:hAnsi="Times New Roman" w:eastAsia="Times New Roman" w:cs="Times New Roman"/>
           <w:b/>
           <w:i w:val="0"/>
           <w:sz w:val="26"/>
@@ -653,7 +755,7 @@
       </w:pPr>
       <w:r>
         <w:rPr>
-          <w:rFonts w:ascii="Times New Roman" w:hAnsi="Times New Roman" w:eastAsia="Times New Roman"/>
+          <w:rFonts w:ascii="Times New Roman" w:hAnsi="Times New Roman" w:eastAsia="Times New Roman" w:cs="Times New Roman"/>
           <w:b/>
           <w:i w:val="0"/>
           <w:sz w:val="26"/>
@@ -669,7 +771,7 @@
       </w:pPr>
       <w:r>
         <w:rPr>
-          <w:rFonts w:ascii="Times New Roman" w:hAnsi="Times New Roman" w:eastAsia="Times New Roman"/>
+          <w:rFonts w:ascii="Times New Roman" w:hAnsi="Times New Roman" w:eastAsia="Times New Roman" w:cs="Times New Roman"/>
           <w:b/>
           <w:i w:val="0"/>
           <w:sz w:val="26"/>
@@ -678,7 +780,7 @@
       </w:r>
       <w:r>
         <w:rPr>
-          <w:rFonts w:ascii="Times New Roman" w:hAnsi="Times New Roman" w:eastAsia="Times New Roman"/>
+          <w:rFonts w:ascii="Times New Roman" w:hAnsi="Times New Roman" w:eastAsia="Times New Roman" w:cs="Times New Roman"/>
           <w:b w:val="0"/>
           <w:i/>
           <w:sz w:val="26"/>
@@ -694,7 +796,7 @@
       </w:pPr>
       <w:r>
         <w:rPr>
-          <w:rFonts w:ascii="Times New Roman" w:hAnsi="Times New Roman" w:eastAsia="Times New Roman"/>
+          <w:rFonts w:ascii="Times New Roman" w:hAnsi="Times New Roman" w:eastAsia="Times New Roman" w:cs="Times New Roman"/>
           <w:b/>
           <w:i w:val="0"/>
           <w:sz w:val="26"/>
@@ -703,7 +805,7 @@
       </w:r>
       <w:r>
         <w:rPr>
-          <w:rFonts w:ascii="Times New Roman" w:hAnsi="Times New Roman" w:eastAsia="Times New Roman"/>
+          <w:rFonts w:ascii="Times New Roman" w:hAnsi="Times New Roman" w:eastAsia="Times New Roman" w:cs="Times New Roman"/>
           <w:b w:val="0"/>
           <w:i/>
           <w:sz w:val="26"/>
@@ -719,7 +821,7 @@
       </w:pPr>
       <w:r>
         <w:rPr>
-          <w:rFonts w:ascii="Times New Roman" w:hAnsi="Times New Roman" w:eastAsia="Times New Roman"/>
+          <w:rFonts w:ascii="Times New Roman" w:hAnsi="Times New Roman" w:eastAsia="Times New Roman" w:cs="Times New Roman"/>
           <w:b/>
           <w:i w:val="0"/>
           <w:sz w:val="26"/>
@@ -728,7 +830,7 @@
       </w:r>
       <w:r>
         <w:rPr>
-          <w:rFonts w:ascii="Times New Roman" w:hAnsi="Times New Roman" w:eastAsia="Times New Roman"/>
+          <w:rFonts w:ascii="Times New Roman" w:hAnsi="Times New Roman" w:eastAsia="Times New Roman" w:cs="Times New Roman"/>
           <w:b w:val="0"/>
           <w:i/>
           <w:sz w:val="26"/>
@@ -744,7 +846,7 @@
       </w:pPr>
       <w:r>
         <w:rPr>
-          <w:rFonts w:ascii="Times New Roman" w:hAnsi="Times New Roman" w:eastAsia="Times New Roman"/>
+          <w:rFonts w:ascii="Times New Roman" w:hAnsi="Times New Roman" w:eastAsia="Times New Roman" w:cs="Times New Roman"/>
           <w:b/>
           <w:i w:val="0"/>
           <w:sz w:val="26"/>
@@ -785,10 +887,15 @@
               <w:spacing w:line="276" w:lineRule="auto" w:after="40"/>
               <w:jc w:val="center"/>
             </w:pPr>
-            <w:r/>
-            <w:r>
-              <w:rPr>
-                <w:rFonts w:ascii="Times New Roman" w:hAnsi="Times New Roman" w:eastAsia="Times New Roman"/>
+            <w:r>
+              <w:rPr>
+                <w:rFonts w:ascii="Times New Roman" w:hAnsi="Times New Roman" w:cs="Times New Roman"/>
+                <w:sz w:val="26"/>
+              </w:rPr>
+            </w:r>
+            <w:r>
+              <w:rPr>
+                <w:rFonts w:ascii="Times New Roman" w:hAnsi="Times New Roman" w:eastAsia="Times New Roman" w:cs="Times New Roman"/>
                 <w:b/>
                 <w:i w:val="0"/>
                 <w:sz w:val="26"/>
@@ -812,10 +919,15 @@
               <w:spacing w:line="276" w:lineRule="auto" w:after="40"/>
               <w:jc w:val="center"/>
             </w:pPr>
-            <w:r/>
-            <w:r>
-              <w:rPr>
-                <w:rFonts w:ascii="Times New Roman" w:hAnsi="Times New Roman" w:eastAsia="Times New Roman"/>
+            <w:r>
+              <w:rPr>
+                <w:rFonts w:ascii="Times New Roman" w:hAnsi="Times New Roman" w:cs="Times New Roman"/>
+                <w:sz w:val="26"/>
+              </w:rPr>
+            </w:r>
+            <w:r>
+              <w:rPr>
+                <w:rFonts w:ascii="Times New Roman" w:hAnsi="Times New Roman" w:eastAsia="Times New Roman" w:cs="Times New Roman"/>
                 <w:b/>
                 <w:i w:val="0"/>
                 <w:sz w:val="26"/>
@@ -838,168 +950,98 @@
           </w:tcPr>
           <w:p>
             <w:pPr>
-              <w:spacing w:line="276" w:lineRule="auto" w:after="40"/>
-              <w:jc w:val="left"/>
+              <w:spacing w:after="60" w:line="276" w:lineRule="auto"/>
             </w:pPr>
             <w:r/>
             <w:r>
               <w:rPr>
-                <w:rFonts w:ascii="Times New Roman" w:hAnsi="Times New Roman" w:eastAsia="Times New Roman"/>
+                <w:rFonts w:ascii="Times New Roman" w:hAnsi="Times New Roman"/>
+                <w:b/>
+                <w:i w:val="0"/>
+                <w:color w:val="000000"/>
+                <w:sz w:val="26"/>
+              </w:rPr>
+              <w:t>1. Hoạt động MỞ ĐẦU (5 phút)</w:t>
+            </w:r>
+          </w:p>
+          <w:p>
+            <w:pPr>
+              <w:spacing w:after="60" w:line="276" w:lineRule="auto"/>
+            </w:pPr>
+            <w:r>
+              <w:rPr>
+                <w:rFonts w:ascii="Times New Roman" w:hAnsi="Times New Roman"/>
+                <w:b/>
+                <w:i/>
+                <w:color w:val="000000"/>
+                <w:sz w:val="26"/>
+              </w:rPr>
+              <w:t>*Mục tiêu: Dẫn dắt vào khái niệm mạng xã hội qua các phương tiện kết nối bạn bè trực tuyến quen thuộc.</w:t>
+            </w:r>
+          </w:p>
+          <w:p>
+            <w:pPr>
+              <w:spacing w:after="60" w:line="276" w:lineRule="auto"/>
+            </w:pPr>
+          </w:p>
+          <w:p>
+            <w:pPr>
+              <w:spacing w:after="60" w:line="276" w:lineRule="auto"/>
+            </w:pPr>
+            <w:r>
+              <w:rPr>
+                <w:rFonts w:ascii="Times New Roman" w:hAnsi="Times New Roman"/>
                 <w:b w:val="0"/>
                 <w:i w:val="0"/>
-                <w:sz w:val="26"/>
-              </w:rPr>
-              <w:t>Bước 1: Chuyển giao nhiệm vụ học tập:</w:t>
-            </w:r>
-          </w:p>
-          <w:p>
-            <w:pPr>
-              <w:spacing w:line="276" w:lineRule="auto" w:after="40"/>
-              <w:jc w:val="left"/>
-            </w:pPr>
-            <w:r>
-              <w:rPr>
-                <w:rFonts w:ascii="Times New Roman" w:hAnsi="Times New Roman" w:eastAsia="Times New Roman"/>
+                <w:color w:val="000000"/>
+                <w:sz w:val="26"/>
+              </w:rPr>
+              <w:t>GV: Chiếu các logo quen thuộc: Zalo, Facebook, YouTube, TikTok.</w:t>
+            </w:r>
+          </w:p>
+          <w:p>
+            <w:pPr>
+              <w:spacing w:after="60" w:line="276" w:lineRule="auto"/>
+            </w:pPr>
+            <w:r>
+              <w:rPr>
+                <w:rFonts w:ascii="Times New Roman" w:hAnsi="Times New Roman"/>
                 <w:b w:val="0"/>
                 <w:i w:val="0"/>
-                <w:sz w:val="26"/>
-              </w:rPr>
-              <w:t>- GV chiếu hình ảnh/video tình huống liên quan đến Bài 4. Mạng xã hội và một số kênh trao đổi thông tin trên Internet (Tiết 1).</w:t>
-            </w:r>
-          </w:p>
-          <w:p>
-            <w:pPr>
-              <w:spacing w:line="276" w:lineRule="auto" w:after="40"/>
-              <w:jc w:val="left"/>
-            </w:pPr>
-            <w:r>
-              <w:rPr>
-                <w:rFonts w:ascii="Times New Roman" w:hAnsi="Times New Roman" w:eastAsia="Times New Roman"/>
+                <w:color w:val="000000"/>
+                <w:sz w:val="26"/>
+              </w:rPr>
+              <w:t>- GV hỏi: Các em thường thấy người thân hoặc bạn bè sử dụng các ứng dụng này để làm gì? Chúng có điểm chung gì trong việc kết nối mọi người?</w:t>
+            </w:r>
+          </w:p>
+          <w:p>
+            <w:pPr>
+              <w:spacing w:after="60" w:line="276" w:lineRule="auto"/>
+            </w:pPr>
+            <w:r>
+              <w:rPr>
+                <w:rFonts w:ascii="Times New Roman" w:hAnsi="Times New Roman"/>
                 <w:b w:val="0"/>
                 <w:i w:val="0"/>
-                <w:sz w:val="26"/>
-              </w:rPr>
-              <w:t>- GV nêu câu hỏi gợi mở cho cả lớp.</w:t>
-            </w:r>
-          </w:p>
-          <w:p>
-            <w:pPr>
-              <w:spacing w:line="276" w:lineRule="auto" w:after="40"/>
-              <w:jc w:val="left"/>
-            </w:pPr>
-            <w:r>
-              <w:rPr>
-                <w:rFonts w:ascii="Times New Roman" w:hAnsi="Times New Roman" w:eastAsia="Times New Roman"/>
+                <w:color w:val="000000"/>
+                <w:sz w:val="26"/>
+              </w:rPr>
+              <w:t>- GV gọi 2 HS trả lời.</w:t>
+            </w:r>
+          </w:p>
+          <w:p>
+            <w:pPr>
+              <w:spacing w:after="60" w:line="276" w:lineRule="auto"/>
+            </w:pPr>
+            <w:r>
+              <w:rPr>
+                <w:rFonts w:ascii="Times New Roman" w:hAnsi="Times New Roman"/>
                 <w:b w:val="0"/>
                 <w:i w:val="0"/>
-                <w:sz w:val="26"/>
-              </w:rPr>
-              <w:t>Bước 2: Học sinh tiếp nhận nhiệm vụ học tập:</w:t>
-            </w:r>
-          </w:p>
-          <w:p>
-            <w:pPr>
-              <w:spacing w:line="276" w:lineRule="auto" w:after="40"/>
-              <w:jc w:val="left"/>
-            </w:pPr>
-            <w:r>
-              <w:rPr>
-                <w:rFonts w:ascii="Times New Roman" w:hAnsi="Times New Roman" w:eastAsia="Times New Roman"/>
-                <w:b w:val="0"/>
-                <w:i w:val="0"/>
-                <w:sz w:val="26"/>
-              </w:rPr>
-              <w:t>- HS tập trung quan sát, lắng nghe câu hỏi.</w:t>
-            </w:r>
-          </w:p>
-          <w:p>
-            <w:pPr>
-              <w:spacing w:line="276" w:lineRule="auto" w:after="40"/>
-              <w:jc w:val="left"/>
-            </w:pPr>
-            <w:r>
-              <w:rPr>
-                <w:rFonts w:ascii="Times New Roman" w:hAnsi="Times New Roman" w:eastAsia="Times New Roman"/>
-                <w:b w:val="0"/>
-                <w:i w:val="0"/>
-                <w:sz w:val="26"/>
-              </w:rPr>
-              <w:t>- HS suy nghĩ cá nhân, thảo luận nhanh nhóm đôi.</w:t>
-            </w:r>
-          </w:p>
-          <w:p>
-            <w:pPr>
-              <w:spacing w:line="276" w:lineRule="auto" w:after="40"/>
-              <w:jc w:val="left"/>
-            </w:pPr>
-            <w:r>
-              <w:rPr>
-                <w:rFonts w:ascii="Times New Roman" w:hAnsi="Times New Roman" w:eastAsia="Times New Roman"/>
-                <w:b w:val="0"/>
-                <w:i w:val="0"/>
-                <w:sz w:val="26"/>
-              </w:rPr>
-              <w:t>Bước 3: Báo cáo kết quả hoạt động:</w:t>
-            </w:r>
-          </w:p>
-          <w:p>
-            <w:pPr>
-              <w:spacing w:line="276" w:lineRule="auto" w:after="40"/>
-              <w:jc w:val="left"/>
-            </w:pPr>
-            <w:r>
-              <w:rPr>
-                <w:rFonts w:ascii="Times New Roman" w:hAnsi="Times New Roman" w:eastAsia="Times New Roman"/>
-                <w:b w:val="0"/>
-                <w:i w:val="0"/>
-                <w:sz w:val="26"/>
-              </w:rPr>
-              <w:t>- 2-3 HS giơ tay phát biểu ý kiến.</w:t>
-            </w:r>
-          </w:p>
-          <w:p>
-            <w:pPr>
-              <w:spacing w:line="276" w:lineRule="auto" w:after="40"/>
-              <w:jc w:val="left"/>
-            </w:pPr>
-            <w:r>
-              <w:rPr>
-                <w:rFonts w:ascii="Times New Roman" w:hAnsi="Times New Roman" w:eastAsia="Times New Roman"/>
-                <w:b w:val="0"/>
-                <w:i w:val="0"/>
-                <w:sz w:val="26"/>
-              </w:rPr>
-              <w:t>- Các bạn khác lắng nghe, nhận xét.</w:t>
-            </w:r>
-          </w:p>
-          <w:p>
-            <w:pPr>
-              <w:spacing w:line="276" w:lineRule="auto" w:after="40"/>
-              <w:jc w:val="left"/>
-            </w:pPr>
-            <w:r>
-              <w:rPr>
-                <w:rFonts w:ascii="Times New Roman" w:hAnsi="Times New Roman" w:eastAsia="Times New Roman"/>
-                <w:b w:val="0"/>
-                <w:i w:val="0"/>
-                <w:sz w:val="26"/>
-              </w:rPr>
-              <w:t>Bước 4: Đánh giá kết quả thực hiện nhiệm vụ:</w:t>
-            </w:r>
-          </w:p>
-          <w:p>
-            <w:pPr>
-              <w:spacing w:line="276" w:lineRule="auto" w:after="40"/>
-              <w:jc w:val="left"/>
-            </w:pPr>
-            <w:r>
-              <w:rPr>
-                <w:rFonts w:ascii="Times New Roman" w:hAnsi="Times New Roman" w:eastAsia="Times New Roman"/>
-                <w:b w:val="0"/>
-                <w:i w:val="0"/>
-                <w:sz w:val="26"/>
-              </w:rPr>
-              <w:t>- GV nhận xét, chuẩn hóa và dẫn dắt vào bài mới.</w:t>
+                <w:color w:val="000000"/>
+                <w:sz w:val="26"/>
+              </w:rPr>
+              <w:t>- GV dẫn dắt: Các ứng dụng đó thuộc về MẠNG XÃ HỘI (Social Network) – không gian số kết nối hàng tỷ người trên toàn thế giới!</w:t>
             </w:r>
           </w:p>
         </w:tc>
@@ -1015,33 +1057,68 @@
           </w:tcPr>
           <w:p>
             <w:pPr>
-              <w:spacing w:line="276" w:lineRule="auto" w:after="40"/>
-              <w:jc w:val="left"/>
+              <w:spacing w:after="60" w:line="276" w:lineRule="auto"/>
             </w:pPr>
             <w:r/>
             <w:r>
               <w:rPr>
-                <w:rFonts w:ascii="Times New Roman" w:hAnsi="Times New Roman" w:eastAsia="Times New Roman"/>
+                <w:rFonts w:ascii="Times New Roman" w:hAnsi="Times New Roman"/>
+                <w:b/>
+                <w:i w:val="0"/>
+                <w:color w:val="000000"/>
+                <w:sz w:val="26"/>
+              </w:rPr>
+              <w:t>1. Hoạt động MỞ ĐẦU (5 phút)</w:t>
+            </w:r>
+          </w:p>
+          <w:p>
+            <w:pPr>
+              <w:spacing w:after="60" w:line="276" w:lineRule="auto"/>
+            </w:pPr>
+            <w:r>
+              <w:rPr>
+                <w:rFonts w:ascii="Times New Roman" w:hAnsi="Times New Roman"/>
+                <w:b/>
+                <w:i/>
+                <w:color w:val="000000"/>
+                <w:sz w:val="26"/>
+              </w:rPr>
+              <w:t>*Mục tiêu: Dẫn dắt vào khái niệm mạng xã hội qua các phương tiện kết nối bạn bè trực tuyến quen thuộc.</w:t>
+            </w:r>
+          </w:p>
+          <w:p>
+            <w:pPr>
+              <w:spacing w:after="60" w:line="276" w:lineRule="auto"/>
+            </w:pPr>
+          </w:p>
+          <w:p>
+            <w:pPr>
+              <w:spacing w:after="60" w:line="276" w:lineRule="auto"/>
+            </w:pPr>
+            <w:r>
+              <w:rPr>
+                <w:rFonts w:ascii="Times New Roman" w:hAnsi="Times New Roman"/>
                 <w:b w:val="0"/>
                 <w:i w:val="0"/>
-                <w:sz w:val="26"/>
-              </w:rPr>
-              <w:t>HS nhận diện được vấn đề bài học.</w:t>
-            </w:r>
-          </w:p>
-          <w:p>
-            <w:pPr>
-              <w:spacing w:line="276" w:lineRule="auto" w:after="40"/>
-              <w:jc w:val="left"/>
-            </w:pPr>
-            <w:r>
-              <w:rPr>
-                <w:rFonts w:ascii="Times New Roman" w:hAnsi="Times New Roman" w:eastAsia="Times New Roman"/>
+                <w:color w:val="000000"/>
+                <w:sz w:val="26"/>
+              </w:rPr>
+              <w:t>- HS nhận diện các ứng dụng dùng để nhắn tin, gọi điện, xem video, kết nối bạn bè.</w:t>
+            </w:r>
+          </w:p>
+          <w:p>
+            <w:pPr>
+              <w:spacing w:after="60" w:line="276" w:lineRule="auto"/>
+            </w:pPr>
+            <w:r>
+              <w:rPr>
+                <w:rFonts w:ascii="Times New Roman" w:hAnsi="Times New Roman"/>
                 <w:b w:val="0"/>
                 <w:i w:val="0"/>
-                <w:sz w:val="26"/>
-              </w:rPr>
-              <w:t>HS hứng thú, sẵn sàng tìm hiểu nội dung mới.</w:t>
+                <w:color w:val="000000"/>
+                <w:sz w:val="26"/>
+              </w:rPr>
+              <w:t>- HS hào hứng chia sẻ hiểu biết cá nhân.</w:t>
             </w:r>
           </w:p>
         </w:tc>
@@ -1061,7 +1138,7 @@
       </w:pPr>
       <w:r>
         <w:rPr>
-          <w:rFonts w:ascii="Times New Roman" w:hAnsi="Times New Roman" w:eastAsia="Times New Roman"/>
+          <w:rFonts w:ascii="Times New Roman" w:hAnsi="Times New Roman" w:eastAsia="Times New Roman" w:cs="Times New Roman"/>
           <w:b/>
           <w:i w:val="0"/>
           <w:sz w:val="26"/>
@@ -1077,7 +1154,7 @@
       </w:pPr>
       <w:r>
         <w:rPr>
-          <w:rFonts w:ascii="Times New Roman" w:hAnsi="Times New Roman" w:eastAsia="Times New Roman"/>
+          <w:rFonts w:ascii="Times New Roman" w:hAnsi="Times New Roman" w:eastAsia="Times New Roman" w:cs="Times New Roman"/>
           <w:b/>
           <w:i w:val="0"/>
           <w:sz w:val="26"/>
@@ -1086,7 +1163,7 @@
       </w:r>
       <w:r>
         <w:rPr>
-          <w:rFonts w:ascii="Times New Roman" w:hAnsi="Times New Roman" w:eastAsia="Times New Roman"/>
+          <w:rFonts w:ascii="Times New Roman" w:hAnsi="Times New Roman" w:eastAsia="Times New Roman" w:cs="Times New Roman"/>
           <w:b w:val="0"/>
           <w:i/>
           <w:sz w:val="26"/>
@@ -1102,7 +1179,7 @@
       </w:pPr>
       <w:r>
         <w:rPr>
-          <w:rFonts w:ascii="Times New Roman" w:hAnsi="Times New Roman" w:eastAsia="Times New Roman"/>
+          <w:rFonts w:ascii="Times New Roman" w:hAnsi="Times New Roman" w:eastAsia="Times New Roman" w:cs="Times New Roman"/>
           <w:b/>
           <w:i w:val="0"/>
           <w:sz w:val="26"/>
@@ -1111,7 +1188,7 @@
       </w:r>
       <w:r>
         <w:rPr>
-          <w:rFonts w:ascii="Times New Roman" w:hAnsi="Times New Roman" w:eastAsia="Times New Roman"/>
+          <w:rFonts w:ascii="Times New Roman" w:hAnsi="Times New Roman" w:eastAsia="Times New Roman" w:cs="Times New Roman"/>
           <w:b w:val="0"/>
           <w:i/>
           <w:sz w:val="26"/>
@@ -1127,7 +1204,7 @@
       </w:pPr>
       <w:r>
         <w:rPr>
-          <w:rFonts w:ascii="Times New Roman" w:hAnsi="Times New Roman" w:eastAsia="Times New Roman"/>
+          <w:rFonts w:ascii="Times New Roman" w:hAnsi="Times New Roman" w:eastAsia="Times New Roman" w:cs="Times New Roman"/>
           <w:b/>
           <w:i w:val="0"/>
           <w:sz w:val="26"/>
@@ -1136,7 +1213,7 @@
       </w:r>
       <w:r>
         <w:rPr>
-          <w:rFonts w:ascii="Times New Roman" w:hAnsi="Times New Roman" w:eastAsia="Times New Roman"/>
+          <w:rFonts w:ascii="Times New Roman" w:hAnsi="Times New Roman" w:eastAsia="Times New Roman" w:cs="Times New Roman"/>
           <w:b w:val="0"/>
           <w:i/>
           <w:sz w:val="26"/>
@@ -1152,7 +1229,7 @@
       </w:pPr>
       <w:r>
         <w:rPr>
-          <w:rFonts w:ascii="Times New Roman" w:hAnsi="Times New Roman" w:eastAsia="Times New Roman"/>
+          <w:rFonts w:ascii="Times New Roman" w:hAnsi="Times New Roman" w:eastAsia="Times New Roman" w:cs="Times New Roman"/>
           <w:b/>
           <w:i w:val="0"/>
           <w:sz w:val="26"/>
@@ -1193,10 +1270,15 @@
               <w:spacing w:line="276" w:lineRule="auto" w:after="40"/>
               <w:jc w:val="center"/>
             </w:pPr>
-            <w:r/>
-            <w:r>
-              <w:rPr>
-                <w:rFonts w:ascii="Times New Roman" w:hAnsi="Times New Roman" w:eastAsia="Times New Roman"/>
+            <w:r>
+              <w:rPr>
+                <w:rFonts w:ascii="Times New Roman" w:hAnsi="Times New Roman" w:cs="Times New Roman"/>
+                <w:sz w:val="26"/>
+              </w:rPr>
+            </w:r>
+            <w:r>
+              <w:rPr>
+                <w:rFonts w:ascii="Times New Roman" w:hAnsi="Times New Roman" w:eastAsia="Times New Roman" w:cs="Times New Roman"/>
                 <w:b/>
                 <w:i w:val="0"/>
                 <w:sz w:val="26"/>
@@ -1220,10 +1302,15 @@
               <w:spacing w:line="276" w:lineRule="auto" w:after="40"/>
               <w:jc w:val="center"/>
             </w:pPr>
-            <w:r/>
-            <w:r>
-              <w:rPr>
-                <w:rFonts w:ascii="Times New Roman" w:hAnsi="Times New Roman" w:eastAsia="Times New Roman"/>
+            <w:r>
+              <w:rPr>
+                <w:rFonts w:ascii="Times New Roman" w:hAnsi="Times New Roman" w:cs="Times New Roman"/>
+                <w:sz w:val="26"/>
+              </w:rPr>
+            </w:r>
+            <w:r>
+              <w:rPr>
+                <w:rFonts w:ascii="Times New Roman" w:hAnsi="Times New Roman" w:eastAsia="Times New Roman" w:cs="Times New Roman"/>
                 <w:b/>
                 <w:i w:val="0"/>
                 <w:sz w:val="26"/>
@@ -1246,153 +1333,273 @@
           </w:tcPr>
           <w:p>
             <w:pPr>
-              <w:spacing w:line="276" w:lineRule="auto" w:after="40"/>
-              <w:jc w:val="left"/>
+              <w:spacing w:after="60" w:line="276" w:lineRule="auto"/>
             </w:pPr>
             <w:r/>
             <w:r>
               <w:rPr>
-                <w:rFonts w:ascii="Times New Roman" w:hAnsi="Times New Roman" w:eastAsia="Times New Roman"/>
+                <w:rFonts w:ascii="Times New Roman" w:hAnsi="Times New Roman"/>
+                <w:b/>
+                <w:i w:val="0"/>
+                <w:color w:val="000000"/>
+                <w:sz w:val="26"/>
+              </w:rPr>
+              <w:t>2. HOẠT ĐỘNG HÌNH THÀNH KIẾN THỨC MỚI (15 phút)</w:t>
+            </w:r>
+          </w:p>
+          <w:p>
+            <w:pPr>
+              <w:spacing w:after="60" w:line="276" w:lineRule="auto"/>
+            </w:pPr>
+            <w:r>
+              <w:rPr>
+                <w:rFonts w:ascii="Times New Roman" w:hAnsi="Times New Roman"/>
+                <w:b/>
+                <w:i/>
+                <w:color w:val="000000"/>
+                <w:sz w:val="26"/>
+              </w:rPr>
+              <w:t>*Mục tiêu: HS nêu được khái niệm mạng xã hội và các chức năng cơ bản: tạo trang cá nhân, chia sẻ nội dung, tương tác.</w:t>
+            </w:r>
+          </w:p>
+          <w:p>
+            <w:pPr>
+              <w:spacing w:after="60" w:line="276" w:lineRule="auto"/>
+            </w:pPr>
+          </w:p>
+          <w:p>
+            <w:pPr>
+              <w:spacing w:after="60" w:line="276" w:lineRule="auto"/>
+            </w:pPr>
+            <w:r>
+              <w:rPr>
+                <w:rFonts w:ascii="Times New Roman" w:hAnsi="Times New Roman"/>
+                <w:b/>
+                <w:i/>
+                <w:color w:val="000000"/>
+                <w:sz w:val="26"/>
+              </w:rPr>
+              <w:t>Nội dung 1: Khái niệm mạng xã hội (7 phút)</w:t>
+            </w:r>
+          </w:p>
+          <w:p>
+            <w:pPr>
+              <w:spacing w:after="60" w:line="276" w:lineRule="auto"/>
+            </w:pPr>
+            <w:r>
+              <w:rPr>
+                <w:rFonts w:ascii="Times New Roman" w:hAnsi="Times New Roman"/>
                 <w:b w:val="0"/>
                 <w:i w:val="0"/>
-                <w:sz w:val="26"/>
-              </w:rPr>
-              <w:t>Bước 1: Chuyển giao nhiệm vụ học tập:</w:t>
-            </w:r>
-          </w:p>
-          <w:p>
-            <w:pPr>
-              <w:spacing w:line="276" w:lineRule="auto" w:after="40"/>
-              <w:jc w:val="left"/>
-            </w:pPr>
-            <w:r>
-              <w:rPr>
-                <w:rFonts w:ascii="Times New Roman" w:hAnsi="Times New Roman" w:eastAsia="Times New Roman"/>
+                <w:color w:val="000000"/>
+                <w:sz w:val="26"/>
+              </w:rPr>
+              <w:t>GV: Chiếu hình ảnh mô phỏng tương tác trên mạng xã hội (SGK tr.18).</w:t>
+            </w:r>
+          </w:p>
+          <w:p>
+            <w:pPr>
+              <w:spacing w:before="80" w:after="80"/>
+              <w:jc w:val="center"/>
+            </w:pPr>
+            <w:r>
+              <w:drawing>
+                <wp:inline xmlns:a="http://schemas.openxmlformats.org/drawingml/2006/main" xmlns:pic="http://schemas.openxmlformats.org/drawingml/2006/picture">
+                  <wp:extent cx="2560320" cy="3592707"/>
+                  <wp:docPr id="1" name="Picture 1"/>
+                  <wp:cNvGraphicFramePr>
+                    <a:graphicFrameLocks noChangeAspect="1"/>
+                  </wp:cNvGraphicFramePr>
+                  <a:graphic>
+                    <a:graphicData uri="http://schemas.openxmlformats.org/drawingml/2006/picture">
+                      <pic:pic>
+                        <pic:nvPicPr>
+                          <pic:cNvPr id="0" name="p18.png"/>
+                          <pic:cNvPicPr/>
+                        </pic:nvPicPr>
+                        <pic:blipFill>
+                          <a:blip r:embed="rId16"/>
+                          <a:stretch>
+                            <a:fillRect/>
+                          </a:stretch>
+                        </pic:blipFill>
+                        <pic:spPr>
+                          <a:xfrm>
+                            <a:off x="0" y="0"/>
+                            <a:ext cx="2560320" cy="3592707"/>
+                          </a:xfrm>
+                          <a:prstGeom prst="rect"/>
+                        </pic:spPr>
+                      </pic:pic>
+                    </a:graphicData>
+                  </a:graphic>
+                </wp:inline>
+              </w:drawing>
+            </w:r>
+          </w:p>
+          <w:p>
+            <w:pPr>
+              <w:spacing w:after="60" w:line="276" w:lineRule="auto"/>
+            </w:pPr>
+            <w:r>
+              <w:rPr>
+                <w:rFonts w:ascii="Times New Roman" w:hAnsi="Times New Roman"/>
                 <w:b w:val="0"/>
                 <w:i w:val="0"/>
-                <w:sz w:val="26"/>
-              </w:rPr>
-              <w:t>- GV giao nhiệm vụ: đọc SGK và theo dõi thao tác mẫu trên máy chiếu.</w:t>
-            </w:r>
-          </w:p>
-          <w:p>
-            <w:pPr>
-              <w:spacing w:line="276" w:lineRule="auto" w:after="40"/>
-              <w:jc w:val="left"/>
-            </w:pPr>
-            <w:r>
-              <w:rPr>
-                <w:rFonts w:ascii="Times New Roman" w:hAnsi="Times New Roman" w:eastAsia="Times New Roman"/>
+                <w:color w:val="000000"/>
+                <w:sz w:val="26"/>
+              </w:rPr>
+              <w:t>- Định nghĩa: Mạng xã hội là một dịch vụ trên Internet cho phép người dùng tạo hồ sơ cá nhân, kết nối với bạn bè và chia sẻ nội dung (văn bản, hình ảnh, video).</w:t>
+            </w:r>
+          </w:p>
+          <w:p>
+            <w:pPr>
+              <w:spacing w:after="60" w:line="276" w:lineRule="auto"/>
+            </w:pPr>
+            <w:r>
+              <w:rPr>
+                <w:rFonts w:ascii="Times New Roman" w:hAnsi="Times New Roman"/>
                 <w:b w:val="0"/>
                 <w:i w:val="0"/>
-                <w:sz w:val="26"/>
-              </w:rPr>
-              <w:t>Bước 2: Học sinh tiếp nhận nhiệm vụ học tập:</w:t>
-            </w:r>
-          </w:p>
-          <w:p>
-            <w:pPr>
-              <w:spacing w:line="276" w:lineRule="auto" w:after="40"/>
-              <w:jc w:val="left"/>
-            </w:pPr>
-            <w:r>
-              <w:rPr>
-                <w:rFonts w:ascii="Times New Roman" w:hAnsi="Times New Roman" w:eastAsia="Times New Roman"/>
+                <w:color w:val="000000"/>
+                <w:sz w:val="26"/>
+              </w:rPr>
+              <w:t>- Một số mạng xã hội thông dụng: Facebook, Zalo, YouTube, Instagram, LinkedIn...</w:t>
+            </w:r>
+          </w:p>
+          <w:p>
+            <w:pPr>
+              <w:spacing w:after="60" w:line="276" w:lineRule="auto"/>
+            </w:pPr>
+          </w:p>
+          <w:p>
+            <w:pPr>
+              <w:spacing w:after="60" w:line="276" w:lineRule="auto"/>
+            </w:pPr>
+            <w:r>
+              <w:rPr>
+                <w:rFonts w:ascii="Times New Roman" w:hAnsi="Times New Roman"/>
+                <w:b/>
+                <w:i/>
+                <w:color w:val="000000"/>
+                <w:sz w:val="26"/>
+              </w:rPr>
+              <w:t>Nội dung 2: Các chức năng cơ bản của mạng xã hội (8 phút)</w:t>
+            </w:r>
+          </w:p>
+          <w:p>
+            <w:pPr>
+              <w:spacing w:after="60" w:line="276" w:lineRule="auto"/>
+            </w:pPr>
+            <w:r>
+              <w:rPr>
+                <w:rFonts w:ascii="Times New Roman" w:hAnsi="Times New Roman"/>
                 <w:b w:val="0"/>
                 <w:i w:val="0"/>
-                <w:sz w:val="26"/>
-              </w:rPr>
-              <w:t>- HS mở SGK trang tương ứng và quan sát màn chiếu.</w:t>
-            </w:r>
-          </w:p>
-          <w:p>
-            <w:pPr>
-              <w:spacing w:line="276" w:lineRule="auto" w:after="40"/>
-              <w:jc w:val="left"/>
-            </w:pPr>
-            <w:r>
-              <w:rPr>
-                <w:rFonts w:ascii="Times New Roman" w:hAnsi="Times New Roman" w:eastAsia="Times New Roman"/>
+                <w:color w:val="000000"/>
+                <w:sz w:val="26"/>
+              </w:rPr>
+              <w:t>GV: Chiếu hình minh họa các bạn trẻ giao lưu trực tuyến an toàn.</w:t>
+            </w:r>
+          </w:p>
+          <w:p>
+            <w:pPr>
+              <w:spacing w:before="80" w:after="80"/>
+              <w:jc w:val="center"/>
+            </w:pPr>
+            <w:r>
+              <w:drawing>
+                <wp:inline xmlns:a="http://schemas.openxmlformats.org/drawingml/2006/main" xmlns:pic="http://schemas.openxmlformats.org/drawingml/2006/picture">
+                  <wp:extent cx="2926080" cy="1633161"/>
+                  <wp:docPr id="2" name="Picture 2"/>
+                  <wp:cNvGraphicFramePr>
+                    <a:graphicFrameLocks noChangeAspect="1"/>
+                  </wp:cNvGraphicFramePr>
+                  <a:graphic>
+                    <a:graphicData uri="http://schemas.openxmlformats.org/drawingml/2006/picture">
+                      <pic:pic>
+                        <pic:nvPicPr>
+                          <pic:cNvPr id="0" name="lop7_social_network.jpg"/>
+                          <pic:cNvPicPr/>
+                        </pic:nvPicPr>
+                        <pic:blipFill>
+                          <a:blip r:embed="rId17"/>
+                          <a:stretch>
+                            <a:fillRect/>
+                          </a:stretch>
+                        </pic:blipFill>
+                        <pic:spPr>
+                          <a:xfrm>
+                            <a:off x="0" y="0"/>
+                            <a:ext cx="2926080" cy="1633161"/>
+                          </a:xfrm>
+                          <a:prstGeom prst="rect"/>
+                        </pic:spPr>
+                      </pic:pic>
+                    </a:graphicData>
+                  </a:graphic>
+                </wp:inline>
+              </w:drawing>
+            </w:r>
+          </w:p>
+          <w:p>
+            <w:pPr>
+              <w:spacing w:after="60" w:line="276" w:lineRule="auto"/>
+            </w:pPr>
+            <w:r>
+              <w:rPr>
+                <w:rFonts w:ascii="Times New Roman" w:hAnsi="Times New Roman"/>
                 <w:b w:val="0"/>
                 <w:i w:val="0"/>
-                <w:sz w:val="26"/>
-              </w:rPr>
-              <w:t>- HS ghi chép từ khóa chính vào vở.</w:t>
-            </w:r>
-          </w:p>
-          <w:p>
-            <w:pPr>
-              <w:spacing w:line="276" w:lineRule="auto" w:after="40"/>
-              <w:jc w:val="left"/>
-            </w:pPr>
-            <w:r>
-              <w:rPr>
-                <w:rFonts w:ascii="Times New Roman" w:hAnsi="Times New Roman" w:eastAsia="Times New Roman"/>
+                <w:color w:val="000000"/>
+                <w:sz w:val="26"/>
+              </w:rPr>
+              <w:t>- 1. Tạo hồ sơ cá nhân (Profile): Cung cấp thông tin giới thiệu bản thân.</w:t>
+            </w:r>
+          </w:p>
+          <w:p>
+            <w:pPr>
+              <w:spacing w:after="60" w:line="276" w:lineRule="auto"/>
+            </w:pPr>
+            <w:r>
+              <w:rPr>
+                <w:rFonts w:ascii="Times New Roman" w:hAnsi="Times New Roman"/>
                 <w:b w:val="0"/>
                 <w:i w:val="0"/>
-                <w:sz w:val="26"/>
-              </w:rPr>
-              <w:t>Bước 3: Báo cáo kết quả hoạt động:</w:t>
-            </w:r>
-          </w:p>
-          <w:p>
-            <w:pPr>
-              <w:spacing w:line="276" w:lineRule="auto" w:after="40"/>
-              <w:jc w:val="left"/>
-            </w:pPr>
-            <w:r>
-              <w:rPr>
-                <w:rFonts w:ascii="Times New Roman" w:hAnsi="Times New Roman" w:eastAsia="Times New Roman"/>
+                <w:color w:val="000000"/>
+                <w:sz w:val="26"/>
+              </w:rPr>
+              <w:t>- 2. Kết bạn và theo dõi (Friend/Follow): Tạo mạng lưới liên kết với người quen.</w:t>
+            </w:r>
+          </w:p>
+          <w:p>
+            <w:pPr>
+              <w:spacing w:after="60" w:line="276" w:lineRule="auto"/>
+            </w:pPr>
+            <w:r>
+              <w:rPr>
+                <w:rFonts w:ascii="Times New Roman" w:hAnsi="Times New Roman"/>
                 <w:b w:val="0"/>
                 <w:i w:val="0"/>
-                <w:sz w:val="26"/>
-              </w:rPr>
-              <w:t>- 1-2 HS lên máy GV thực hiện lại thao tác mẫu.</w:t>
-            </w:r>
-          </w:p>
-          <w:p>
-            <w:pPr>
-              <w:spacing w:line="276" w:lineRule="auto" w:after="40"/>
-              <w:jc w:val="left"/>
-            </w:pPr>
-            <w:r>
-              <w:rPr>
-                <w:rFonts w:ascii="Times New Roman" w:hAnsi="Times New Roman" w:eastAsia="Times New Roman"/>
+                <w:color w:val="000000"/>
+                <w:sz w:val="26"/>
+              </w:rPr>
+              <w:t>- 3. Đăng tải và chia sẻ bài viết (Post/Share): Chia sẻ kiến thức, kỷ niệm, sở thích.</w:t>
+            </w:r>
+          </w:p>
+          <w:p>
+            <w:pPr>
+              <w:spacing w:after="60" w:line="276" w:lineRule="auto"/>
+            </w:pPr>
+            <w:r>
+              <w:rPr>
+                <w:rFonts w:ascii="Times New Roman" w:hAnsi="Times New Roman"/>
                 <w:b w:val="0"/>
                 <w:i w:val="0"/>
-                <w:sz w:val="26"/>
-              </w:rPr>
-              <w:t>- Cả lớp quan sát, nhận xét.</w:t>
-            </w:r>
-          </w:p>
-          <w:p>
-            <w:pPr>
-              <w:spacing w:line="276" w:lineRule="auto" w:after="40"/>
-              <w:jc w:val="left"/>
-            </w:pPr>
-            <w:r>
-              <w:rPr>
-                <w:rFonts w:ascii="Times New Roman" w:hAnsi="Times New Roman" w:eastAsia="Times New Roman"/>
-                <w:b w:val="0"/>
-                <w:i w:val="0"/>
-                <w:sz w:val="26"/>
-              </w:rPr>
-              <w:t>Bước 4: Đánh giá kết quả thực hiện nhiệm vụ:</w:t>
-            </w:r>
-          </w:p>
-          <w:p>
-            <w:pPr>
-              <w:spacing w:line="276" w:lineRule="auto" w:after="40"/>
-              <w:jc w:val="left"/>
-            </w:pPr>
-            <w:r>
-              <w:rPr>
-                <w:rFonts w:ascii="Times New Roman" w:hAnsi="Times New Roman" w:eastAsia="Times New Roman"/>
-                <w:b w:val="0"/>
-                <w:i w:val="0"/>
-                <w:sz w:val="26"/>
-              </w:rPr>
-              <w:t>- GV chuẩn hóa kiến thức lý thuyết và chốt quy trình thao tác.</w:t>
+                <w:color w:val="000000"/>
+                <w:sz w:val="26"/>
+              </w:rPr>
+              <w:t>- 4. Tương tác và phản hồi: Like 👍, Thả tim ❤️, Bình luận (Comment), Nhắn tin (Chat).</w:t>
             </w:r>
           </w:p>
         </w:tc>
@@ -1408,33 +1615,83 @@
           </w:tcPr>
           <w:p>
             <w:pPr>
-              <w:spacing w:line="276" w:lineRule="auto" w:after="40"/>
-              <w:jc w:val="left"/>
+              <w:spacing w:after="60" w:line="276" w:lineRule="auto"/>
             </w:pPr>
             <w:r/>
             <w:r>
               <w:rPr>
-                <w:rFonts w:ascii="Times New Roman" w:hAnsi="Times New Roman" w:eastAsia="Times New Roman"/>
+                <w:rFonts w:ascii="Times New Roman" w:hAnsi="Times New Roman"/>
+                <w:b/>
+                <w:i w:val="0"/>
+                <w:color w:val="000000"/>
+                <w:sz w:val="26"/>
+              </w:rPr>
+              <w:t>2. HOẠT ĐỘNG HÌNH THÀNH KIẾN THỨC MỚI (15 phút)</w:t>
+            </w:r>
+          </w:p>
+          <w:p>
+            <w:pPr>
+              <w:spacing w:after="60" w:line="276" w:lineRule="auto"/>
+            </w:pPr>
+            <w:r>
+              <w:rPr>
+                <w:rFonts w:ascii="Times New Roman" w:hAnsi="Times New Roman"/>
+                <w:b/>
+                <w:i/>
+                <w:color w:val="000000"/>
+                <w:sz w:val="26"/>
+              </w:rPr>
+              <w:t>*Mục tiêu: HS nêu được khái niệm mạng xã hội và các chức năng cơ bản: tạo trang cá nhân, chia sẻ nội dung, tương tác.</w:t>
+            </w:r>
+          </w:p>
+          <w:p>
+            <w:pPr>
+              <w:spacing w:after="60" w:line="276" w:lineRule="auto"/>
+            </w:pPr>
+          </w:p>
+          <w:p>
+            <w:pPr>
+              <w:spacing w:after="60" w:line="276" w:lineRule="auto"/>
+            </w:pPr>
+            <w:r>
+              <w:rPr>
+                <w:rFonts w:ascii="Times New Roman" w:hAnsi="Times New Roman"/>
                 <w:b w:val="0"/>
                 <w:i w:val="0"/>
-                <w:sz w:val="26"/>
-              </w:rPr>
-              <w:t>Kiến thức lý thuyết chuẩn.</w:t>
-            </w:r>
-          </w:p>
-          <w:p>
-            <w:pPr>
-              <w:spacing w:line="276" w:lineRule="auto" w:after="40"/>
-              <w:jc w:val="left"/>
-            </w:pPr>
-            <w:r>
-              <w:rPr>
-                <w:rFonts w:ascii="Times New Roman" w:hAnsi="Times New Roman" w:eastAsia="Times New Roman"/>
+                <w:color w:val="000000"/>
+                <w:sz w:val="26"/>
+              </w:rPr>
+              <w:t>- HS ghi nhận khái niệm mạng xã hội.</w:t>
+            </w:r>
+          </w:p>
+          <w:p>
+            <w:pPr>
+              <w:spacing w:after="60" w:line="276" w:lineRule="auto"/>
+            </w:pPr>
+            <w:r>
+              <w:rPr>
+                <w:rFonts w:ascii="Times New Roman" w:hAnsi="Times New Roman"/>
                 <w:b w:val="0"/>
                 <w:i w:val="0"/>
-                <w:sz w:val="26"/>
-              </w:rPr>
-              <w:t>Quy trình thao tác đúng.</w:t>
+                <w:color w:val="000000"/>
+                <w:sz w:val="26"/>
+              </w:rPr>
+              <w:t>- HS hệ thống hóa 4 chức năng chính: Hồ sơ cá nhân, Kết bạn, Đăng bài, Tương tác.</w:t>
+            </w:r>
+          </w:p>
+          <w:p>
+            <w:pPr>
+              <w:spacing w:after="60" w:line="276" w:lineRule="auto"/>
+            </w:pPr>
+            <w:r>
+              <w:rPr>
+                <w:rFonts w:ascii="Times New Roman" w:hAnsi="Times New Roman"/>
+                <w:b w:val="0"/>
+                <w:i w:val="0"/>
+                <w:color w:val="000000"/>
+                <w:sz w:val="26"/>
+              </w:rPr>
+              <w:t>- HS thảo luận về mục đích sử dụng mạng xã hội lành mạnh.</w:t>
             </w:r>
           </w:p>
         </w:tc>
@@ -1454,7 +1711,7 @@
       </w:pPr>
       <w:r>
         <w:rPr>
-          <w:rFonts w:ascii="Times New Roman" w:hAnsi="Times New Roman" w:eastAsia="Times New Roman"/>
+          <w:rFonts w:ascii="Times New Roman" w:hAnsi="Times New Roman" w:eastAsia="Times New Roman" w:cs="Times New Roman"/>
           <w:b/>
           <w:i w:val="0"/>
           <w:sz w:val="26"/>
@@ -1470,7 +1727,7 @@
       </w:pPr>
       <w:r>
         <w:rPr>
-          <w:rFonts w:ascii="Times New Roman" w:hAnsi="Times New Roman" w:eastAsia="Times New Roman"/>
+          <w:rFonts w:ascii="Times New Roman" w:hAnsi="Times New Roman" w:eastAsia="Times New Roman" w:cs="Times New Roman"/>
           <w:b/>
           <w:i w:val="0"/>
           <w:sz w:val="26"/>
@@ -1479,7 +1736,7 @@
       </w:r>
       <w:r>
         <w:rPr>
-          <w:rFonts w:ascii="Times New Roman" w:hAnsi="Times New Roman" w:eastAsia="Times New Roman"/>
+          <w:rFonts w:ascii="Times New Roman" w:hAnsi="Times New Roman" w:eastAsia="Times New Roman" w:cs="Times New Roman"/>
           <w:b w:val="0"/>
           <w:i/>
           <w:sz w:val="26"/>
@@ -1495,7 +1752,7 @@
       </w:pPr>
       <w:r>
         <w:rPr>
-          <w:rFonts w:ascii="Times New Roman" w:hAnsi="Times New Roman" w:eastAsia="Times New Roman"/>
+          <w:rFonts w:ascii="Times New Roman" w:hAnsi="Times New Roman" w:eastAsia="Times New Roman" w:cs="Times New Roman"/>
           <w:b/>
           <w:i w:val="0"/>
           <w:sz w:val="26"/>
@@ -1504,7 +1761,7 @@
       </w:r>
       <w:r>
         <w:rPr>
-          <w:rFonts w:ascii="Times New Roman" w:hAnsi="Times New Roman" w:eastAsia="Times New Roman"/>
+          <w:rFonts w:ascii="Times New Roman" w:hAnsi="Times New Roman" w:eastAsia="Times New Roman" w:cs="Times New Roman"/>
           <w:b w:val="0"/>
           <w:i/>
           <w:sz w:val="26"/>
@@ -1520,7 +1777,7 @@
       </w:pPr>
       <w:r>
         <w:rPr>
-          <w:rFonts w:ascii="Times New Roman" w:hAnsi="Times New Roman" w:eastAsia="Times New Roman"/>
+          <w:rFonts w:ascii="Times New Roman" w:hAnsi="Times New Roman" w:eastAsia="Times New Roman" w:cs="Times New Roman"/>
           <w:b/>
           <w:i w:val="0"/>
           <w:sz w:val="26"/>
@@ -1529,7 +1786,7 @@
       </w:r>
       <w:r>
         <w:rPr>
-          <w:rFonts w:ascii="Times New Roman" w:hAnsi="Times New Roman" w:eastAsia="Times New Roman"/>
+          <w:rFonts w:ascii="Times New Roman" w:hAnsi="Times New Roman" w:eastAsia="Times New Roman" w:cs="Times New Roman"/>
           <w:b w:val="0"/>
           <w:i/>
           <w:sz w:val="26"/>
@@ -1545,7 +1802,7 @@
       </w:pPr>
       <w:r>
         <w:rPr>
-          <w:rFonts w:ascii="Times New Roman" w:hAnsi="Times New Roman" w:eastAsia="Times New Roman"/>
+          <w:rFonts w:ascii="Times New Roman" w:hAnsi="Times New Roman" w:eastAsia="Times New Roman" w:cs="Times New Roman"/>
           <w:b/>
           <w:i w:val="0"/>
           <w:sz w:val="26"/>
@@ -1586,10 +1843,15 @@
               <w:spacing w:line="276" w:lineRule="auto" w:after="40"/>
               <w:jc w:val="center"/>
             </w:pPr>
-            <w:r/>
-            <w:r>
-              <w:rPr>
-                <w:rFonts w:ascii="Times New Roman" w:hAnsi="Times New Roman" w:eastAsia="Times New Roman"/>
+            <w:r>
+              <w:rPr>
+                <w:rFonts w:ascii="Times New Roman" w:hAnsi="Times New Roman" w:cs="Times New Roman"/>
+                <w:sz w:val="26"/>
+              </w:rPr>
+            </w:r>
+            <w:r>
+              <w:rPr>
+                <w:rFonts w:ascii="Times New Roman" w:hAnsi="Times New Roman" w:eastAsia="Times New Roman" w:cs="Times New Roman"/>
                 <w:b/>
                 <w:i w:val="0"/>
                 <w:sz w:val="26"/>
@@ -1613,10 +1875,15 @@
               <w:spacing w:line="276" w:lineRule="auto" w:after="40"/>
               <w:jc w:val="center"/>
             </w:pPr>
-            <w:r/>
-            <w:r>
-              <w:rPr>
-                <w:rFonts w:ascii="Times New Roman" w:hAnsi="Times New Roman" w:eastAsia="Times New Roman"/>
+            <w:r>
+              <w:rPr>
+                <w:rFonts w:ascii="Times New Roman" w:hAnsi="Times New Roman" w:cs="Times New Roman"/>
+                <w:sz w:val="26"/>
+              </w:rPr>
+            </w:r>
+            <w:r>
+              <w:rPr>
+                <w:rFonts w:ascii="Times New Roman" w:hAnsi="Times New Roman" w:eastAsia="Times New Roman" w:cs="Times New Roman"/>
                 <w:b/>
                 <w:i w:val="0"/>
                 <w:sz w:val="26"/>
@@ -1639,168 +1906,98 @@
           </w:tcPr>
           <w:p>
             <w:pPr>
-              <w:spacing w:line="276" w:lineRule="auto" w:after="40"/>
-              <w:jc w:val="left"/>
+              <w:spacing w:after="60" w:line="276" w:lineRule="auto"/>
             </w:pPr>
             <w:r/>
             <w:r>
               <w:rPr>
-                <w:rFonts w:ascii="Times New Roman" w:hAnsi="Times New Roman" w:eastAsia="Times New Roman"/>
+                <w:rFonts w:ascii="Times New Roman" w:hAnsi="Times New Roman"/>
+                <w:b/>
+                <w:i w:val="0"/>
+                <w:color w:val="000000"/>
+                <w:sz w:val="26"/>
+              </w:rPr>
+              <w:t>3. HĐ LUYỆN TẬP-THỰC HÀNH (10 phút)</w:t>
+            </w:r>
+          </w:p>
+          <w:p>
+            <w:pPr>
+              <w:spacing w:after="60" w:line="276" w:lineRule="auto"/>
+            </w:pPr>
+            <w:r>
+              <w:rPr>
+                <w:rFonts w:ascii="Times New Roman" w:hAnsi="Times New Roman"/>
+                <w:b/>
+                <w:i/>
+                <w:color w:val="000000"/>
+                <w:sz w:val="26"/>
+              </w:rPr>
+              <w:t>*Mục tiêu: HS phân biệt các dịch vụ trên Internet có phải là mạng xã hội hay không.</w:t>
+            </w:r>
+          </w:p>
+          <w:p>
+            <w:pPr>
+              <w:spacing w:after="60" w:line="276" w:lineRule="auto"/>
+            </w:pPr>
+          </w:p>
+          <w:p>
+            <w:pPr>
+              <w:spacing w:after="60" w:line="276" w:lineRule="auto"/>
+            </w:pPr>
+            <w:r>
+              <w:rPr>
+                <w:rFonts w:ascii="Times New Roman" w:hAnsi="Times New Roman"/>
                 <w:b w:val="0"/>
                 <w:i w:val="0"/>
-                <w:sz w:val="26"/>
-              </w:rPr>
-              <w:t>Bước 1: Chuyển giao nhiệm vụ học tập:</w:t>
-            </w:r>
-          </w:p>
-          <w:p>
-            <w:pPr>
-              <w:spacing w:line="276" w:lineRule="auto" w:after="40"/>
-              <w:jc w:val="left"/>
-            </w:pPr>
-            <w:r>
-              <w:rPr>
-                <w:rFonts w:ascii="Times New Roman" w:hAnsi="Times New Roman" w:eastAsia="Times New Roman"/>
+                <w:color w:val="000000"/>
+                <w:sz w:val="26"/>
+              </w:rPr>
+              <w:t>GV: Đưa ra bảng đối sánh các ứng dụng: (1) Zalo, (2) Google Search, (3) Facebook, (4) Wikipedia, (5) YouTube.</w:t>
+            </w:r>
+          </w:p>
+          <w:p>
+            <w:pPr>
+              <w:spacing w:after="60" w:line="276" w:lineRule="auto"/>
+            </w:pPr>
+            <w:r>
+              <w:rPr>
+                <w:rFonts w:ascii="Times New Roman" w:hAnsi="Times New Roman"/>
                 <w:b w:val="0"/>
                 <w:i w:val="0"/>
-                <w:sz w:val="26"/>
-              </w:rPr>
-              <w:t>- GV giao bài tập thực hành bài Bài 4. Mạng xã hội và một số kênh trao đổi thông tin trên Internet (Tiết 1) trên máy tính.</w:t>
-            </w:r>
-          </w:p>
-          <w:p>
-            <w:pPr>
-              <w:spacing w:line="276" w:lineRule="auto" w:after="40"/>
-              <w:jc w:val="left"/>
-            </w:pPr>
-            <w:r>
-              <w:rPr>
-                <w:rFonts w:ascii="Times New Roman" w:hAnsi="Times New Roman" w:eastAsia="Times New Roman"/>
+                <w:color w:val="000000"/>
+                <w:sz w:val="26"/>
+              </w:rPr>
+              <w:t>- Yêu cầu HS xác định ứng dụng nào là Mạng xã hội? Ứng dụng nào không phải? Vì sao?</w:t>
+            </w:r>
+          </w:p>
+          <w:p>
+            <w:pPr>
+              <w:spacing w:after="60" w:line="276" w:lineRule="auto"/>
+            </w:pPr>
+            <w:r>
+              <w:rPr>
+                <w:rFonts w:ascii="Times New Roman" w:hAnsi="Times New Roman"/>
                 <w:b w:val="0"/>
                 <w:i w:val="0"/>
-                <w:sz w:val="26"/>
-              </w:rPr>
-              <w:t>Bước 2: Học sinh tiếp nhận nhiệm vụ học tập:</w:t>
-            </w:r>
-          </w:p>
-          <w:p>
-            <w:pPr>
-              <w:spacing w:line="276" w:lineRule="auto" w:after="40"/>
-              <w:jc w:val="left"/>
-            </w:pPr>
-            <w:r>
-              <w:rPr>
-                <w:rFonts w:ascii="Times New Roman" w:hAnsi="Times New Roman" w:eastAsia="Times New Roman"/>
+                <w:color w:val="000000"/>
+                <w:sz w:val="26"/>
+              </w:rPr>
+              <w:t>- GV cho HS thảo luận nhóm 4 bạn.</w:t>
+            </w:r>
+          </w:p>
+          <w:p>
+            <w:pPr>
+              <w:spacing w:after="60" w:line="276" w:lineRule="auto"/>
+            </w:pPr>
+            <w:r>
+              <w:rPr>
+                <w:rFonts w:ascii="Times New Roman" w:hAnsi="Times New Roman"/>
                 <w:b w:val="0"/>
                 <w:i w:val="0"/>
-                <w:sz w:val="26"/>
-              </w:rPr>
-              <w:t>- HS mở phần mềm/tệp thực hành, bắt đầu làm bài.</w:t>
-            </w:r>
-          </w:p>
-          <w:p>
-            <w:pPr>
-              <w:spacing w:line="276" w:lineRule="auto" w:after="40"/>
-              <w:jc w:val="left"/>
-            </w:pPr>
-            <w:r>
-              <w:rPr>
-                <w:rFonts w:ascii="Times New Roman" w:hAnsi="Times New Roman" w:eastAsia="Times New Roman"/>
-                <w:b w:val="0"/>
-                <w:i w:val="0"/>
-                <w:sz w:val="26"/>
-              </w:rPr>
-              <w:t>- HS trao đổi nhóm đôi khi gặp khó khăn.</w:t>
-            </w:r>
-          </w:p>
-          <w:p>
-            <w:pPr>
-              <w:spacing w:line="276" w:lineRule="auto" w:after="40"/>
-              <w:jc w:val="left"/>
-            </w:pPr>
-            <w:r>
-              <w:rPr>
-                <w:rFonts w:ascii="Times New Roman" w:hAnsi="Times New Roman" w:eastAsia="Times New Roman"/>
-                <w:b w:val="0"/>
-                <w:i w:val="0"/>
-                <w:sz w:val="26"/>
-              </w:rPr>
-              <w:t>Bước 3: Báo cáo kết quả hoạt động:</w:t>
-            </w:r>
-          </w:p>
-          <w:p>
-            <w:pPr>
-              <w:spacing w:line="276" w:lineRule="auto" w:after="40"/>
-              <w:jc w:val="left"/>
-            </w:pPr>
-            <w:r>
-              <w:rPr>
-                <w:rFonts w:ascii="Times New Roman" w:hAnsi="Times New Roman" w:eastAsia="Times New Roman"/>
-                <w:b w:val="0"/>
-                <w:i w:val="0"/>
-                <w:sz w:val="26"/>
-              </w:rPr>
-              <w:t>- GV kiểm tra sản phẩm tại máy.</w:t>
-            </w:r>
-          </w:p>
-          <w:p>
-            <w:pPr>
-              <w:spacing w:line="276" w:lineRule="auto" w:after="40"/>
-              <w:jc w:val="left"/>
-            </w:pPr>
-            <w:r>
-              <w:rPr>
-                <w:rFonts w:ascii="Times New Roman" w:hAnsi="Times New Roman" w:eastAsia="Times New Roman"/>
-                <w:b w:val="0"/>
-                <w:i w:val="0"/>
-                <w:sz w:val="26"/>
-              </w:rPr>
-              <w:t>- HS đổi chéo kiểm tra bài của nhau.</w:t>
-            </w:r>
-          </w:p>
-          <w:p>
-            <w:pPr>
-              <w:spacing w:line="276" w:lineRule="auto" w:after="40"/>
-              <w:jc w:val="left"/>
-            </w:pPr>
-            <w:r>
-              <w:rPr>
-                <w:rFonts w:ascii="Times New Roman" w:hAnsi="Times New Roman" w:eastAsia="Times New Roman"/>
-                <w:b w:val="0"/>
-                <w:i w:val="0"/>
-                <w:sz w:val="26"/>
-              </w:rPr>
-              <w:t>Bước 4: Đánh giá kết quả thực hiện nhiệm vụ:</w:t>
-            </w:r>
-          </w:p>
-          <w:p>
-            <w:pPr>
-              <w:spacing w:line="276" w:lineRule="auto" w:after="40"/>
-              <w:jc w:val="left"/>
-            </w:pPr>
-            <w:r>
-              <w:rPr>
-                <w:rFonts w:ascii="Times New Roman" w:hAnsi="Times New Roman" w:eastAsia="Times New Roman"/>
-                <w:b w:val="0"/>
-                <w:i w:val="0"/>
-                <w:sz w:val="26"/>
-              </w:rPr>
-              <w:t>- GV nhận xét, đánh giá kết quả thực hành.</w:t>
-            </w:r>
-          </w:p>
-          <w:p>
-            <w:pPr>
-              <w:spacing w:line="276" w:lineRule="auto" w:after="40"/>
-              <w:jc w:val="left"/>
-            </w:pPr>
-            <w:r>
-              <w:rPr>
-                <w:rFonts w:ascii="Times New Roman" w:hAnsi="Times New Roman" w:eastAsia="Times New Roman"/>
-                <w:b w:val="0"/>
-                <w:i w:val="0"/>
-                <w:sz w:val="26"/>
-              </w:rPr>
-              <w:t>- Tuyên dương HS làm tốt.</w:t>
+                <w:color w:val="000000"/>
+                <w:sz w:val="26"/>
+              </w:rPr>
+              <w:t>- Chữa bài: (1), (3), (5) là Mạng xã hội. (2) là Máy tìm kiếm, (4) là Bách khoa toàn thư mở.</w:t>
             </w:r>
           </w:p>
         </w:tc>
@@ -1816,33 +2013,68 @@
           </w:tcPr>
           <w:p>
             <w:pPr>
-              <w:spacing w:line="276" w:lineRule="auto" w:after="40"/>
-              <w:jc w:val="left"/>
+              <w:spacing w:after="60" w:line="276" w:lineRule="auto"/>
             </w:pPr>
             <w:r/>
             <w:r>
               <w:rPr>
-                <w:rFonts w:ascii="Times New Roman" w:hAnsi="Times New Roman" w:eastAsia="Times New Roman"/>
+                <w:rFonts w:ascii="Times New Roman" w:hAnsi="Times New Roman"/>
+                <w:b/>
+                <w:i w:val="0"/>
+                <w:color w:val="000000"/>
+                <w:sz w:val="26"/>
+              </w:rPr>
+              <w:t>3. HĐ LUYỆN TẬP-THỰC HÀNH (10 phút)</w:t>
+            </w:r>
+          </w:p>
+          <w:p>
+            <w:pPr>
+              <w:spacing w:after="60" w:line="276" w:lineRule="auto"/>
+            </w:pPr>
+            <w:r>
+              <w:rPr>
+                <w:rFonts w:ascii="Times New Roman" w:hAnsi="Times New Roman"/>
+                <w:b/>
+                <w:i/>
+                <w:color w:val="000000"/>
+                <w:sz w:val="26"/>
+              </w:rPr>
+              <w:t>*Mục tiêu: HS phân biệt các dịch vụ trên Internet có phải là mạng xã hội hay không.</w:t>
+            </w:r>
+          </w:p>
+          <w:p>
+            <w:pPr>
+              <w:spacing w:after="60" w:line="276" w:lineRule="auto"/>
+            </w:pPr>
+          </w:p>
+          <w:p>
+            <w:pPr>
+              <w:spacing w:after="60" w:line="276" w:lineRule="auto"/>
+            </w:pPr>
+            <w:r>
+              <w:rPr>
+                <w:rFonts w:ascii="Times New Roman" w:hAnsi="Times New Roman"/>
                 <w:b w:val="0"/>
                 <w:i w:val="0"/>
-                <w:sz w:val="26"/>
-              </w:rPr>
-              <w:t>Sản phẩm thực hành hoàn thành.</w:t>
-            </w:r>
-          </w:p>
-          <w:p>
-            <w:pPr>
-              <w:spacing w:line="276" w:lineRule="auto" w:after="40"/>
-              <w:jc w:val="left"/>
-            </w:pPr>
-            <w:r>
-              <w:rPr>
-                <w:rFonts w:ascii="Times New Roman" w:hAnsi="Times New Roman" w:eastAsia="Times New Roman"/>
+                <w:color w:val="000000"/>
+                <w:sz w:val="26"/>
+              </w:rPr>
+              <w:t>- Nhóm thảo luận sôi nổi và phân loại chính xác.</w:t>
+            </w:r>
+          </w:p>
+          <w:p>
+            <w:pPr>
+              <w:spacing w:after="60" w:line="276" w:lineRule="auto"/>
+            </w:pPr>
+            <w:r>
+              <w:rPr>
+                <w:rFonts w:ascii="Times New Roman" w:hAnsi="Times New Roman"/>
                 <w:b w:val="0"/>
                 <w:i w:val="0"/>
-                <w:sz w:val="26"/>
-              </w:rPr>
-              <w:t>HS tự tin thao tác trên máy tính.</w:t>
+                <w:color w:val="000000"/>
+                <w:sz w:val="26"/>
+              </w:rPr>
+              <w:t>- Giải thích: Google là máy tìm kiếm vì không tạo hồ sơ kết bạn; Wikipedia là trang tra cứu nội dung.</w:t>
             </w:r>
           </w:p>
         </w:tc>
@@ -1862,7 +2094,7 @@
       </w:pPr>
       <w:r>
         <w:rPr>
-          <w:rFonts w:ascii="Times New Roman" w:hAnsi="Times New Roman" w:eastAsia="Times New Roman"/>
+          <w:rFonts w:ascii="Times New Roman" w:hAnsi="Times New Roman" w:eastAsia="Times New Roman" w:cs="Times New Roman"/>
           <w:b/>
           <w:i w:val="0"/>
           <w:sz w:val="26"/>
@@ -1878,7 +2110,7 @@
       </w:pPr>
       <w:r>
         <w:rPr>
-          <w:rFonts w:ascii="Times New Roman" w:hAnsi="Times New Roman" w:eastAsia="Times New Roman"/>
+          <w:rFonts w:ascii="Times New Roman" w:hAnsi="Times New Roman" w:eastAsia="Times New Roman" w:cs="Times New Roman"/>
           <w:b/>
           <w:i w:val="0"/>
           <w:sz w:val="26"/>
@@ -1887,7 +2119,7 @@
       </w:r>
       <w:r>
         <w:rPr>
-          <w:rFonts w:ascii="Times New Roman" w:hAnsi="Times New Roman" w:eastAsia="Times New Roman"/>
+          <w:rFonts w:ascii="Times New Roman" w:hAnsi="Times New Roman" w:eastAsia="Times New Roman" w:cs="Times New Roman"/>
           <w:b w:val="0"/>
           <w:i/>
           <w:sz w:val="26"/>
@@ -1903,7 +2135,7 @@
       </w:pPr>
       <w:r>
         <w:rPr>
-          <w:rFonts w:ascii="Times New Roman" w:hAnsi="Times New Roman" w:eastAsia="Times New Roman"/>
+          <w:rFonts w:ascii="Times New Roman" w:hAnsi="Times New Roman" w:eastAsia="Times New Roman" w:cs="Times New Roman"/>
           <w:b/>
           <w:i w:val="0"/>
           <w:sz w:val="26"/>
@@ -1912,7 +2144,7 @@
       </w:r>
       <w:r>
         <w:rPr>
-          <w:rFonts w:ascii="Times New Roman" w:hAnsi="Times New Roman" w:eastAsia="Times New Roman"/>
+          <w:rFonts w:ascii="Times New Roman" w:hAnsi="Times New Roman" w:eastAsia="Times New Roman" w:cs="Times New Roman"/>
           <w:b w:val="0"/>
           <w:i/>
           <w:sz w:val="26"/>
@@ -1928,7 +2160,7 @@
       </w:pPr>
       <w:r>
         <w:rPr>
-          <w:rFonts w:ascii="Times New Roman" w:hAnsi="Times New Roman" w:eastAsia="Times New Roman"/>
+          <w:rFonts w:ascii="Times New Roman" w:hAnsi="Times New Roman" w:eastAsia="Times New Roman" w:cs="Times New Roman"/>
           <w:b/>
           <w:i w:val="0"/>
           <w:sz w:val="26"/>
@@ -1937,7 +2169,7 @@
       </w:r>
       <w:r>
         <w:rPr>
-          <w:rFonts w:ascii="Times New Roman" w:hAnsi="Times New Roman" w:eastAsia="Times New Roman"/>
+          <w:rFonts w:ascii="Times New Roman" w:hAnsi="Times New Roman" w:eastAsia="Times New Roman" w:cs="Times New Roman"/>
           <w:b w:val="0"/>
           <w:i/>
           <w:sz w:val="26"/>
@@ -1953,7 +2185,7 @@
       </w:pPr>
       <w:r>
         <w:rPr>
-          <w:rFonts w:ascii="Times New Roman" w:hAnsi="Times New Roman" w:eastAsia="Times New Roman"/>
+          <w:rFonts w:ascii="Times New Roman" w:hAnsi="Times New Roman" w:eastAsia="Times New Roman" w:cs="Times New Roman"/>
           <w:b/>
           <w:i w:val="0"/>
           <w:sz w:val="26"/>
@@ -1994,10 +2226,15 @@
               <w:spacing w:line="276" w:lineRule="auto" w:after="40"/>
               <w:jc w:val="center"/>
             </w:pPr>
-            <w:r/>
-            <w:r>
-              <w:rPr>
-                <w:rFonts w:ascii="Times New Roman" w:hAnsi="Times New Roman" w:eastAsia="Times New Roman"/>
+            <w:r>
+              <w:rPr>
+                <w:rFonts w:ascii="Times New Roman" w:hAnsi="Times New Roman" w:cs="Times New Roman"/>
+                <w:sz w:val="26"/>
+              </w:rPr>
+            </w:r>
+            <w:r>
+              <w:rPr>
+                <w:rFonts w:ascii="Times New Roman" w:hAnsi="Times New Roman" w:eastAsia="Times New Roman" w:cs="Times New Roman"/>
                 <w:b/>
                 <w:i w:val="0"/>
                 <w:sz w:val="26"/>
@@ -2021,10 +2258,15 @@
               <w:spacing w:line="276" w:lineRule="auto" w:after="40"/>
               <w:jc w:val="center"/>
             </w:pPr>
-            <w:r/>
-            <w:r>
-              <w:rPr>
-                <w:rFonts w:ascii="Times New Roman" w:hAnsi="Times New Roman" w:eastAsia="Times New Roman"/>
+            <w:r>
+              <w:rPr>
+                <w:rFonts w:ascii="Times New Roman" w:hAnsi="Times New Roman" w:cs="Times New Roman"/>
+                <w:sz w:val="26"/>
+              </w:rPr>
+            </w:r>
+            <w:r>
+              <w:rPr>
+                <w:rFonts w:ascii="Times New Roman" w:hAnsi="Times New Roman" w:eastAsia="Times New Roman" w:cs="Times New Roman"/>
                 <w:b/>
                 <w:i w:val="0"/>
                 <w:sz w:val="26"/>
@@ -2047,138 +2289,68 @@
           </w:tcPr>
           <w:p>
             <w:pPr>
-              <w:spacing w:line="276" w:lineRule="auto" w:after="40"/>
-              <w:jc w:val="left"/>
+              <w:spacing w:after="60" w:line="276" w:lineRule="auto"/>
             </w:pPr>
             <w:r/>
             <w:r>
               <w:rPr>
-                <w:rFonts w:ascii="Times New Roman" w:hAnsi="Times New Roman" w:eastAsia="Times New Roman"/>
+                <w:rFonts w:ascii="Times New Roman" w:hAnsi="Times New Roman"/>
+                <w:b/>
+                <w:i w:val="0"/>
+                <w:color w:val="000000"/>
+                <w:sz w:val="26"/>
+              </w:rPr>
+              <w:t>4. HOẠT ĐỘNG VẬN DỤNG, TRẢI NGHIỆM (5 phút)</w:t>
+            </w:r>
+          </w:p>
+          <w:p>
+            <w:pPr>
+              <w:spacing w:after="60" w:line="276" w:lineRule="auto"/>
+            </w:pPr>
+            <w:r>
+              <w:rPr>
+                <w:rFonts w:ascii="Times New Roman" w:hAnsi="Times New Roman"/>
+                <w:b/>
+                <w:i/>
+                <w:color w:val="000000"/>
+                <w:sz w:val="26"/>
+              </w:rPr>
+              <w:t>*Mục tiêu: Định hướng học sinh suy nghĩ về tác động tích cực và tiêu cực chuẩn bị cho Tiết 2.</w:t>
+            </w:r>
+          </w:p>
+          <w:p>
+            <w:pPr>
+              <w:spacing w:after="60" w:line="276" w:lineRule="auto"/>
+            </w:pPr>
+          </w:p>
+          <w:p>
+            <w:pPr>
+              <w:spacing w:after="60" w:line="276" w:lineRule="auto"/>
+            </w:pPr>
+            <w:r>
+              <w:rPr>
+                <w:rFonts w:ascii="Times New Roman" w:hAnsi="Times New Roman"/>
                 <w:b w:val="0"/>
                 <w:i w:val="0"/>
-                <w:sz w:val="26"/>
-              </w:rPr>
-              <w:t>Bước 1: Chuyển giao nhiệm vụ học tập:</w:t>
-            </w:r>
-          </w:p>
-          <w:p>
-            <w:pPr>
-              <w:spacing w:line="276" w:lineRule="auto" w:after="40"/>
-              <w:jc w:val="left"/>
-            </w:pPr>
-            <w:r>
-              <w:rPr>
-                <w:rFonts w:ascii="Times New Roman" w:hAnsi="Times New Roman" w:eastAsia="Times New Roman"/>
+                <w:color w:val="000000"/>
+                <w:sz w:val="26"/>
+              </w:rPr>
+              <w:t>- GV đặt câu hỏi suy ngẫm: Mạng xã hội mang lại nhiều lợi ích nhưng có mang lại rắc rối nào không? (Nghiện mạng, lộ thông tin cá nhân, bị lừa đảo...).</w:t>
+            </w:r>
+          </w:p>
+          <w:p>
+            <w:pPr>
+              <w:spacing w:after="60" w:line="276" w:lineRule="auto"/>
+            </w:pPr>
+            <w:r>
+              <w:rPr>
+                <w:rFonts w:ascii="Times New Roman" w:hAnsi="Times New Roman"/>
                 <w:b w:val="0"/>
                 <w:i w:val="0"/>
-                <w:sz w:val="26"/>
-              </w:rPr>
-              <w:t>- GV nêu câu hỏi: "Em có thể ứng dụng kiến thức bài Bài 4. Mạng xã hội và một số kênh trao đổi thông tin trên Internet (Tiết 1) như thế nào trong cuộc sống?"</w:t>
-            </w:r>
-          </w:p>
-          <w:p>
-            <w:pPr>
-              <w:spacing w:line="276" w:lineRule="auto" w:after="40"/>
-              <w:jc w:val="left"/>
-            </w:pPr>
-            <w:r>
-              <w:rPr>
-                <w:rFonts w:ascii="Times New Roman" w:hAnsi="Times New Roman" w:eastAsia="Times New Roman"/>
-                <w:b w:val="0"/>
-                <w:i w:val="0"/>
-                <w:sz w:val="26"/>
-              </w:rPr>
-              <w:t>Bước 2: Học sinh tiếp nhận nhiệm vụ học tập:</w:t>
-            </w:r>
-          </w:p>
-          <w:p>
-            <w:pPr>
-              <w:spacing w:line="276" w:lineRule="auto" w:after="40"/>
-              <w:jc w:val="left"/>
-            </w:pPr>
-            <w:r>
-              <w:rPr>
-                <w:rFonts w:ascii="Times New Roman" w:hAnsi="Times New Roman" w:eastAsia="Times New Roman"/>
-                <w:b w:val="0"/>
-                <w:i w:val="0"/>
-                <w:sz w:val="26"/>
-              </w:rPr>
-              <w:t>- HS suy nghĩ, thảo luận nhanh hoặc ghi chép ý tưởng.</w:t>
-            </w:r>
-          </w:p>
-          <w:p>
-            <w:pPr>
-              <w:spacing w:line="276" w:lineRule="auto" w:after="40"/>
-              <w:jc w:val="left"/>
-            </w:pPr>
-            <w:r>
-              <w:rPr>
-                <w:rFonts w:ascii="Times New Roman" w:hAnsi="Times New Roman" w:eastAsia="Times New Roman"/>
-                <w:b w:val="0"/>
-                <w:i w:val="0"/>
-                <w:sz w:val="26"/>
-              </w:rPr>
-              <w:t>Bước 3: Báo cáo kết quả hoạt động:</w:t>
-            </w:r>
-          </w:p>
-          <w:p>
-            <w:pPr>
-              <w:spacing w:line="276" w:lineRule="auto" w:after="40"/>
-              <w:jc w:val="left"/>
-            </w:pPr>
-            <w:r>
-              <w:rPr>
-                <w:rFonts w:ascii="Times New Roman" w:hAnsi="Times New Roman" w:eastAsia="Times New Roman"/>
-                <w:b w:val="0"/>
-                <w:i w:val="0"/>
-                <w:sz w:val="26"/>
-              </w:rPr>
-              <w:t>- 1-2 HS chia sẻ ý tưởng vận dụng trước lớp.</w:t>
-            </w:r>
-          </w:p>
-          <w:p>
-            <w:pPr>
-              <w:spacing w:line="276" w:lineRule="auto" w:after="40"/>
-              <w:jc w:val="left"/>
-            </w:pPr>
-            <w:r>
-              <w:rPr>
-                <w:rFonts w:ascii="Times New Roman" w:hAnsi="Times New Roman" w:eastAsia="Times New Roman"/>
-                <w:b w:val="0"/>
-                <w:i w:val="0"/>
-                <w:sz w:val="26"/>
-              </w:rPr>
-              <w:t>Bước 4: Giáo viên nhắc nhở nhiệm vụ về nhà:</w:t>
-            </w:r>
-          </w:p>
-          <w:p>
-            <w:pPr>
-              <w:spacing w:line="276" w:lineRule="auto" w:after="40"/>
-              <w:jc w:val="left"/>
-            </w:pPr>
-            <w:r>
-              <w:rPr>
-                <w:rFonts w:ascii="Times New Roman" w:hAnsi="Times New Roman" w:eastAsia="Times New Roman"/>
-                <w:b w:val="0"/>
-                <w:i w:val="0"/>
-                <w:sz w:val="26"/>
-              </w:rPr>
-              <w:t>- GV tổng kết tiết học, giao nhiệm vụ chuẩn bị bài sau.</w:t>
-            </w:r>
-          </w:p>
-          <w:p>
-            <w:pPr>
-              <w:spacing w:line="276" w:lineRule="auto" w:after="40"/>
-              <w:jc w:val="left"/>
-            </w:pPr>
-            <w:r>
-              <w:rPr>
-                <w:rFonts w:ascii="Times New Roman" w:hAnsi="Times New Roman" w:eastAsia="Times New Roman"/>
-                <w:b w:val="0"/>
-                <w:i w:val="0"/>
-                <w:sz w:val="26"/>
-              </w:rPr>
-              <w:t>- Hướng dẫn HS lưu bài, tắt máy và xếp gọn phòng học.</w:t>
+                <w:color w:val="000000"/>
+                <w:sz w:val="26"/>
+              </w:rPr>
+              <w:t>- Dặn dò HS đọc trước phần tiếp theo ở SGK tr.21.</w:t>
             </w:r>
           </w:p>
         </w:tc>
@@ -2194,33 +2366,68 @@
           </w:tcPr>
           <w:p>
             <w:pPr>
-              <w:spacing w:line="276" w:lineRule="auto" w:after="40"/>
-              <w:jc w:val="left"/>
+              <w:spacing w:after="60" w:line="276" w:lineRule="auto"/>
             </w:pPr>
             <w:r/>
             <w:r>
               <w:rPr>
-                <w:rFonts w:ascii="Times New Roman" w:hAnsi="Times New Roman" w:eastAsia="Times New Roman"/>
+                <w:rFonts w:ascii="Times New Roman" w:hAnsi="Times New Roman"/>
+                <w:b/>
+                <w:i w:val="0"/>
+                <w:color w:val="000000"/>
+                <w:sz w:val="26"/>
+              </w:rPr>
+              <w:t>4. HOẠT ĐỘNG VẬN DỤNG, TRẢI NGHIỆM (5 phút)</w:t>
+            </w:r>
+          </w:p>
+          <w:p>
+            <w:pPr>
+              <w:spacing w:after="60" w:line="276" w:lineRule="auto"/>
+            </w:pPr>
+            <w:r>
+              <w:rPr>
+                <w:rFonts w:ascii="Times New Roman" w:hAnsi="Times New Roman"/>
+                <w:b/>
+                <w:i/>
+                <w:color w:val="000000"/>
+                <w:sz w:val="26"/>
+              </w:rPr>
+              <w:t>*Mục tiêu: Định hướng học sinh suy nghĩ về tác động tích cực và tiêu cực chuẩn bị cho Tiết 2.</w:t>
+            </w:r>
+          </w:p>
+          <w:p>
+            <w:pPr>
+              <w:spacing w:after="60" w:line="276" w:lineRule="auto"/>
+            </w:pPr>
+          </w:p>
+          <w:p>
+            <w:pPr>
+              <w:spacing w:after="60" w:line="276" w:lineRule="auto"/>
+            </w:pPr>
+            <w:r>
+              <w:rPr>
+                <w:rFonts w:ascii="Times New Roman" w:hAnsi="Times New Roman"/>
                 <w:b w:val="0"/>
                 <w:i w:val="0"/>
-                <w:sz w:val="26"/>
-              </w:rPr>
-              <w:t>HS liên hệ được kiến thức với thực tế.</w:t>
-            </w:r>
-          </w:p>
-          <w:p>
-            <w:pPr>
-              <w:spacing w:line="276" w:lineRule="auto" w:after="40"/>
-              <w:jc w:val="left"/>
-            </w:pPr>
-            <w:r>
-              <w:rPr>
-                <w:rFonts w:ascii="Times New Roman" w:hAnsi="Times New Roman" w:eastAsia="Times New Roman"/>
+                <w:color w:val="000000"/>
+                <w:sz w:val="26"/>
+              </w:rPr>
+              <w:t>- HS nhận biết mạng xã hội như con dao hai lưỡi.</w:t>
+            </w:r>
+          </w:p>
+          <w:p>
+            <w:pPr>
+              <w:spacing w:after="60" w:line="276" w:lineRule="auto"/>
+            </w:pPr>
+            <w:r>
+              <w:rPr>
+                <w:rFonts w:ascii="Times New Roman" w:hAnsi="Times New Roman"/>
                 <w:b w:val="0"/>
                 <w:i w:val="0"/>
-                <w:sz w:val="26"/>
-              </w:rPr>
-              <w:t>Phòng máy thu dọn gọn gàng.</w:t>
+                <w:color w:val="000000"/>
+                <w:sz w:val="26"/>
+              </w:rPr>
+              <w:t>- Chuẩn bị câu hỏi thảo luận cho tiết học sau.</w:t>
             </w:r>
           </w:p>
         </w:tc>
@@ -2240,7 +2447,7 @@
       </w:pPr>
       <w:r>
         <w:rPr>
-          <w:rFonts w:ascii="Times New Roman" w:hAnsi="Times New Roman" w:eastAsia="Times New Roman"/>
+          <w:rFonts w:ascii="Times New Roman" w:hAnsi="Times New Roman" w:eastAsia="Times New Roman" w:cs="Times New Roman"/>
           <w:b/>
           <w:i w:val="0"/>
           <w:sz w:val="26"/>
@@ -2255,7 +2462,7 @@
       </w:pPr>
       <w:r>
         <w:rPr>
-          <w:rFonts w:ascii="Times New Roman" w:hAnsi="Times New Roman" w:eastAsia="Times New Roman"/>
+          <w:rFonts w:ascii="Times New Roman" w:hAnsi="Times New Roman" w:eastAsia="Times New Roman" w:cs="Times New Roman"/>
           <w:b w:val="0"/>
           <w:i w:val="0"/>
           <w:sz w:val="26"/>
@@ -2270,7 +2477,7 @@
       </w:pPr>
       <w:r>
         <w:rPr>
-          <w:rFonts w:ascii="Times New Roman" w:hAnsi="Times New Roman" w:eastAsia="Times New Roman"/>
+          <w:rFonts w:ascii="Times New Roman" w:hAnsi="Times New Roman" w:eastAsia="Times New Roman" w:cs="Times New Roman"/>
           <w:b w:val="0"/>
           <w:i w:val="0"/>
           <w:sz w:val="26"/>
@@ -2318,10 +2525,15 @@
               <w:spacing w:line="276" w:lineRule="auto" w:after="40"/>
               <w:jc w:val="center"/>
             </w:pPr>
-            <w:r/>
-            <w:r>
-              <w:rPr>
-                <w:rFonts w:ascii="Times New Roman" w:hAnsi="Times New Roman" w:eastAsia="Times New Roman"/>
+            <w:r>
+              <w:rPr>
+                <w:rFonts w:ascii="Times New Roman" w:hAnsi="Times New Roman" w:cs="Times New Roman"/>
+                <w:sz w:val="26"/>
+              </w:rPr>
+            </w:r>
+            <w:r>
+              <w:rPr>
+                <w:rFonts w:ascii="Times New Roman" w:hAnsi="Times New Roman" w:eastAsia="Times New Roman" w:cs="Times New Roman"/>
                 <w:b/>
                 <w:i w:val="0"/>
                 <w:sz w:val="26"/>
@@ -2345,10 +2557,15 @@
               <w:spacing w:line="276" w:lineRule="auto" w:after="40"/>
               <w:jc w:val="center"/>
             </w:pPr>
-            <w:r/>
-            <w:r>
-              <w:rPr>
-                <w:rFonts w:ascii="Times New Roman" w:hAnsi="Times New Roman" w:eastAsia="Times New Roman"/>
+            <w:r>
+              <w:rPr>
+                <w:rFonts w:ascii="Times New Roman" w:hAnsi="Times New Roman" w:cs="Times New Roman"/>
+                <w:sz w:val="26"/>
+              </w:rPr>
+            </w:r>
+            <w:r>
+              <w:rPr>
+                <w:rFonts w:ascii="Times New Roman" w:hAnsi="Times New Roman" w:eastAsia="Times New Roman" w:cs="Times New Roman"/>
                 <w:b/>
                 <w:i w:val="0"/>
                 <w:sz w:val="26"/>
@@ -2372,10 +2589,15 @@
               <w:spacing w:line="276" w:lineRule="auto" w:after="40"/>
               <w:jc w:val="center"/>
             </w:pPr>
-            <w:r/>
-            <w:r>
-              <w:rPr>
-                <w:rFonts w:ascii="Times New Roman" w:hAnsi="Times New Roman" w:eastAsia="Times New Roman"/>
+            <w:r>
+              <w:rPr>
+                <w:rFonts w:ascii="Times New Roman" w:hAnsi="Times New Roman" w:cs="Times New Roman"/>
+                <w:sz w:val="26"/>
+              </w:rPr>
+            </w:r>
+            <w:r>
+              <w:rPr>
+                <w:rFonts w:ascii="Times New Roman" w:hAnsi="Times New Roman" w:eastAsia="Times New Roman" w:cs="Times New Roman"/>
                 <w:b/>
                 <w:i w:val="0"/>
                 <w:sz w:val="26"/>
@@ -2401,10 +2623,15 @@
               <w:spacing w:line="276" w:lineRule="auto" w:after="40"/>
               <w:jc w:val="center"/>
             </w:pPr>
-            <w:r/>
-            <w:r>
-              <w:rPr>
-                <w:rFonts w:ascii="Times New Roman" w:hAnsi="Times New Roman" w:eastAsia="Times New Roman"/>
+            <w:r>
+              <w:rPr>
+                <w:rFonts w:ascii="Times New Roman" w:hAnsi="Times New Roman" w:cs="Times New Roman"/>
+                <w:sz w:val="26"/>
+              </w:rPr>
+            </w:r>
+            <w:r>
+              <w:rPr>
+                <w:rFonts w:ascii="Times New Roman" w:hAnsi="Times New Roman" w:eastAsia="Times New Roman" w:cs="Times New Roman"/>
                 <w:b w:val="0"/>
                 <w:i/>
                 <w:sz w:val="26"/>
@@ -2428,10 +2655,15 @@
               <w:spacing w:line="276" w:lineRule="auto" w:after="40"/>
               <w:jc w:val="center"/>
             </w:pPr>
-            <w:r/>
-            <w:r>
-              <w:rPr>
-                <w:rFonts w:ascii="Times New Roman" w:hAnsi="Times New Roman" w:eastAsia="Times New Roman"/>
+            <w:r>
+              <w:rPr>
+                <w:rFonts w:ascii="Times New Roman" w:hAnsi="Times New Roman" w:cs="Times New Roman"/>
+                <w:sz w:val="26"/>
+              </w:rPr>
+            </w:r>
+            <w:r>
+              <w:rPr>
+                <w:rFonts w:ascii="Times New Roman" w:hAnsi="Times New Roman" w:eastAsia="Times New Roman" w:cs="Times New Roman"/>
                 <w:b w:val="0"/>
                 <w:i/>
                 <w:sz w:val="26"/>
@@ -2455,10 +2687,15 @@
               <w:spacing w:line="276" w:lineRule="auto" w:after="40"/>
               <w:jc w:val="center"/>
             </w:pPr>
-            <w:r/>
-            <w:r>
-              <w:rPr>
-                <w:rFonts w:ascii="Times New Roman" w:hAnsi="Times New Roman" w:eastAsia="Times New Roman"/>
+            <w:r>
+              <w:rPr>
+                <w:rFonts w:ascii="Times New Roman" w:hAnsi="Times New Roman" w:cs="Times New Roman"/>
+                <w:sz w:val="26"/>
+              </w:rPr>
+            </w:r>
+            <w:r>
+              <w:rPr>
+                <w:rFonts w:ascii="Times New Roman" w:hAnsi="Times New Roman" w:eastAsia="Times New Roman" w:cs="Times New Roman"/>
                 <w:b w:val="0"/>
                 <w:i/>
                 <w:sz w:val="26"/>
@@ -2484,10 +2721,15 @@
               <w:spacing w:line="276" w:lineRule="auto" w:after="40"/>
               <w:jc w:val="center"/>
             </w:pPr>
-            <w:r/>
-            <w:r>
-              <w:rPr>
-                <w:rFonts w:ascii="Times New Roman" w:hAnsi="Times New Roman" w:eastAsia="Times New Roman"/>
+            <w:r>
+              <w:rPr>
+                <w:rFonts w:ascii="Times New Roman" w:hAnsi="Times New Roman" w:cs="Times New Roman"/>
+                <w:sz w:val="26"/>
+              </w:rPr>
+            </w:r>
+            <w:r>
+              <w:rPr>
+                <w:rFonts w:ascii="Times New Roman" w:hAnsi="Times New Roman" w:eastAsia="Times New Roman" w:cs="Times New Roman"/>
                 <w:b w:val="0"/>
                 <w:i w:val="0"/>
                 <w:sz w:val="26"/>
@@ -2501,7 +2743,7 @@
             </w:pPr>
             <w:r>
               <w:rPr>
-                <w:rFonts w:ascii="Times New Roman" w:hAnsi="Times New Roman" w:eastAsia="Times New Roman"/>
+                <w:rFonts w:ascii="Times New Roman" w:hAnsi="Times New Roman" w:eastAsia="Times New Roman" w:cs="Times New Roman"/>
                 <w:b w:val="0"/>
                 <w:i w:val="0"/>
                 <w:sz w:val="26"/>
@@ -2515,7 +2757,7 @@
             </w:pPr>
             <w:r>
               <w:rPr>
-                <w:rFonts w:ascii="Times New Roman" w:hAnsi="Times New Roman" w:eastAsia="Times New Roman"/>
+                <w:rFonts w:ascii="Times New Roman" w:hAnsi="Times New Roman" w:eastAsia="Times New Roman" w:cs="Times New Roman"/>
                 <w:b w:val="0"/>
                 <w:i w:val="0"/>
                 <w:sz w:val="26"/>
@@ -2529,7 +2771,7 @@
             </w:pPr>
             <w:r>
               <w:rPr>
-                <w:rFonts w:ascii="Times New Roman" w:hAnsi="Times New Roman" w:eastAsia="Times New Roman"/>
+                <w:rFonts w:ascii="Times New Roman" w:hAnsi="Times New Roman" w:eastAsia="Times New Roman" w:cs="Times New Roman"/>
                 <w:b w:val="0"/>
                 <w:i w:val="0"/>
                 <w:sz w:val="26"/>
@@ -2552,10 +2794,15 @@
               <w:spacing w:line="276" w:lineRule="auto" w:after="40"/>
               <w:jc w:val="center"/>
             </w:pPr>
-            <w:r/>
-            <w:r>
-              <w:rPr>
-                <w:rFonts w:ascii="Times New Roman" w:hAnsi="Times New Roman" w:eastAsia="Times New Roman"/>
+            <w:r>
+              <w:rPr>
+                <w:rFonts w:ascii="Times New Roman" w:hAnsi="Times New Roman" w:cs="Times New Roman"/>
+                <w:sz w:val="26"/>
+              </w:rPr>
+            </w:r>
+            <w:r>
+              <w:rPr>
+                <w:rFonts w:ascii="Times New Roman" w:hAnsi="Times New Roman" w:eastAsia="Times New Roman" w:cs="Times New Roman"/>
                 <w:b w:val="0"/>
                 <w:i w:val="0"/>
                 <w:sz w:val="26"/>
@@ -2569,7 +2816,7 @@
             </w:pPr>
             <w:r>
               <w:rPr>
-                <w:rFonts w:ascii="Times New Roman" w:hAnsi="Times New Roman" w:eastAsia="Times New Roman"/>
+                <w:rFonts w:ascii="Times New Roman" w:hAnsi="Times New Roman" w:eastAsia="Times New Roman" w:cs="Times New Roman"/>
                 <w:b w:val="0"/>
                 <w:i w:val="0"/>
                 <w:sz w:val="26"/>
@@ -2583,7 +2830,7 @@
             </w:pPr>
             <w:r>
               <w:rPr>
-                <w:rFonts w:ascii="Times New Roman" w:hAnsi="Times New Roman" w:eastAsia="Times New Roman"/>
+                <w:rFonts w:ascii="Times New Roman" w:hAnsi="Times New Roman" w:eastAsia="Times New Roman" w:cs="Times New Roman"/>
                 <w:b w:val="0"/>
                 <w:i w:val="0"/>
                 <w:sz w:val="26"/>
@@ -2597,7 +2844,7 @@
             </w:pPr>
             <w:r>
               <w:rPr>
-                <w:rFonts w:ascii="Times New Roman" w:hAnsi="Times New Roman" w:eastAsia="Times New Roman"/>
+                <w:rFonts w:ascii="Times New Roman" w:hAnsi="Times New Roman" w:eastAsia="Times New Roman" w:cs="Times New Roman"/>
                 <w:b w:val="0"/>
                 <w:i w:val="0"/>
                 <w:sz w:val="26"/>
@@ -2626,10 +2873,15 @@
               <w:spacing w:line="276" w:lineRule="auto" w:after="40"/>
               <w:jc w:val="center"/>
             </w:pPr>
-            <w:r/>
-            <w:r>
-              <w:rPr>
-                <w:rFonts w:ascii="Times New Roman" w:hAnsi="Times New Roman" w:eastAsia="Times New Roman"/>
+            <w:r>
+              <w:rPr>
+                <w:rFonts w:ascii="Times New Roman" w:hAnsi="Times New Roman" w:cs="Times New Roman"/>
+                <w:sz w:val="26"/>
+              </w:rPr>
+            </w:r>
+            <w:r>
+              <w:rPr>
+                <w:rFonts w:ascii="Times New Roman" w:hAnsi="Times New Roman" w:eastAsia="Times New Roman" w:cs="Times New Roman"/>
                 <w:b/>
                 <w:i w:val="0"/>
                 <w:sz w:val="26"/>
@@ -2643,7 +2895,7 @@
             </w:pPr>
             <w:r>
               <w:rPr>
-                <w:rFonts w:ascii="Times New Roman" w:hAnsi="Times New Roman" w:eastAsia="Times New Roman"/>
+                <w:rFonts w:ascii="Times New Roman" w:hAnsi="Times New Roman" w:eastAsia="Times New Roman" w:cs="Times New Roman"/>
                 <w:b/>
                 <w:i w:val="0"/>
                 <w:sz w:val="26"/>
@@ -2657,7 +2909,7 @@
             </w:pPr>
             <w:r>
               <w:rPr>
-                <w:rFonts w:ascii="Times New Roman" w:hAnsi="Times New Roman" w:eastAsia="Times New Roman"/>
+                <w:rFonts w:ascii="Times New Roman" w:hAnsi="Times New Roman" w:eastAsia="Times New Roman" w:cs="Times New Roman"/>
                 <w:b/>
                 <w:i w:val="0"/>
                 <w:sz w:val="26"/>
@@ -2671,7 +2923,7 @@
             </w:pPr>
             <w:r>
               <w:rPr>
-                <w:rFonts w:ascii="Times New Roman" w:hAnsi="Times New Roman" w:eastAsia="Times New Roman"/>
+                <w:rFonts w:ascii="Times New Roman" w:hAnsi="Times New Roman" w:eastAsia="Times New Roman" w:cs="Times New Roman"/>
                 <w:b/>
                 <w:i w:val="0"/>
                 <w:sz w:val="26"/>

--- a/KHBD_Tin_học/Lớp_7/Tuần_08/KHBD_Tin_hoc_Lớp_7_Tiet07_Bai_4_Mang_xa_hoi_va_mot_so_kenh_trao_oi_thong_tin_tren_Internet_Tiet_1.docx
+++ b/KHBD_Tin_học/Lớp_7/Tuần_08/KHBD_Tin_hoc_Lớp_7_Tiet07_Bai_4_Mang_xa_hoi_va_mot_so_kenh_trao_oi_thong_tin_tren_Internet_Tiet_1.docx
@@ -387,34 +387,30 @@
     </w:p>
     <w:p>
       <w:pPr>
-        <w:spacing w:line="276" w:lineRule="auto" w:after="60" w:before="0"/>
-        <w:ind w:firstLine="0" w:left="850"/>
-        <w:jc w:val="both"/>
-      </w:pPr>
-      <w:r>
-        <w:rPr>
-          <w:rFonts w:ascii="Times New Roman" w:hAnsi="Times New Roman" w:eastAsia="Times New Roman" w:cs="Times New Roman"/>
-          <w:b w:val="0"/>
-          <w:i w:val="0"/>
-          <w:sz w:val="26"/>
-        </w:rPr>
-        <w:t>- Miền I. Khai thác dữ liệu và thông tin (thành tố 1.1. Duyệt, tìm kiếm và lọc dữ liệu, thông tin và nội dung số – Bậc 3): Khai thác thông tin số phục vụ bài học. (Đạt được thông qua Hoạt động 2)</w:t>
-      </w:r>
-    </w:p>
-    <w:p>
-      <w:pPr>
-        <w:spacing w:line="276" w:lineRule="auto" w:after="60" w:before="0"/>
-        <w:ind w:firstLine="0" w:left="850"/>
-        <w:jc w:val="both"/>
-      </w:pPr>
-      <w:r>
-        <w:rPr>
-          <w:rFonts w:ascii="Times New Roman" w:hAnsi="Times New Roman" w:eastAsia="Times New Roman" w:cs="Times New Roman"/>
-          <w:b w:val="0"/>
-          <w:i w:val="0"/>
-          <w:sz w:val="26"/>
-        </w:rPr>
-        <w:t>- Miền IV. An toàn (thành tố 4.1. Bảo vệ thiết bị và nội dung số – Bậc 3): Tuân thủ quy tắc an toàn thiết bị và bảo vệ dữ liệu. (Đạt được thông qua Hoạt động 3, Hoạt động 4)</w:t>
+        <w:spacing w:line="276" w:lineRule="auto" w:after="0" w:before="0"/>
+        <w:ind w:left="850" w:firstLine="0"/>
+        <w:jc w:val="both"/>
+      </w:pPr>
+      <w:r>
+        <w:rPr>
+          <w:rFonts w:ascii="Times New Roman" w:hAnsi="Times New Roman" w:cs="Times New Roman"/>
+          <w:sz w:val="26"/>
+        </w:rPr>
+        <w:t>- 2.1.CB3a: Thực hiện được các tương tác được xác định rõ ràng và thường xuyên với các công nghệ số. (Sử dụng công nghệ số để gửi, nhận và tương tác thông tin trao đổi phục vụ học tập). (Đạt được thông qua Hoạt động 2, Hoạt động 3)</w:t>
+      </w:r>
+    </w:p>
+    <w:p>
+      <w:pPr>
+        <w:spacing w:line="276" w:lineRule="auto" w:after="0" w:before="0"/>
+        <w:ind w:left="850" w:firstLine="0"/>
+        <w:jc w:val="both"/>
+      </w:pPr>
+      <w:r>
+        <w:rPr>
+          <w:rFonts w:ascii="Times New Roman" w:hAnsi="Times New Roman" w:cs="Times New Roman"/>
+          <w:sz w:val="26"/>
+        </w:rPr>
+        <w:t>- 2.5.CB3a: Làm rõ được các chuẩn mực hành vi thường xuyên và được xác định rõ ràng cũng như bí quyết khi sử dụng công nghệ số và tương tác trong môi trường số. (Áp dụng các quy tắc ứng xử lịch sự, văn minh khi giao tiếp trên môi trường mạng). (Đạt được thông qua Hoạt động 4)</w:t>
       </w:r>
     </w:p>
     <w:p>
